--- a/bioreactor v3/Hoja de conexiones v3 control del mini-biorreactor con Arduino Nano R3.docx
+++ b/bioreactor v3/Hoja de conexiones v3 control del mini-biorreactor con Arduino Nano R3.docx
@@ -4867,32 +4867,1199 @@
         <w:t xml:space="preserve"> a la net +5V.</w:t>
       </w:r>
       <w:r>
-        <w:t xml:space="preserve"> (34.</w:t>
+        <w:t xml:space="preserve"> (34. </w:t>
+      </w:r>
+      <w:proofErr w:type="spellStart"/>
+      <w:r>
+        <w:t>listo</w:t>
+      </w:r>
+      <w:proofErr w:type="spellEnd"/>
+      <w:r>
+        <w:t>)</w:t>
+      </w:r>
+    </w:p>
+    <w:p>
+      <w:pPr>
+        <w:pStyle w:val="Prrafodelista"/>
+        <w:numPr>
+          <w:ilvl w:val="0"/>
+          <w:numId w:val="14"/>
+        </w:numPr>
+      </w:pPr>
+      <w:r>
+        <w:t xml:space="preserve">El pin 2 de J_TEMP se </w:t>
+      </w:r>
+      <w:proofErr w:type="spellStart"/>
+      <w:r>
+        <w:t>conecta</w:t>
+      </w:r>
+      <w:proofErr w:type="spellEnd"/>
+      <w:r>
+        <w:t xml:space="preserve"> al pin D4 de U1 y al pin 2 de R5 (net TEMP_DATA).</w:t>
+      </w:r>
+      <w:r>
+        <w:t xml:space="preserve"> (</w:t>
+      </w:r>
+      <w:proofErr w:type="spellStart"/>
+      <w:r>
+        <w:t>ya</w:t>
+      </w:r>
+      <w:proofErr w:type="spellEnd"/>
+      <w:r>
+        <w:t xml:space="preserve"> se </w:t>
+      </w:r>
+      <w:proofErr w:type="spellStart"/>
+      <w:r>
+        <w:t>hizo</w:t>
+      </w:r>
+      <w:proofErr w:type="spellEnd"/>
+      <w:r>
+        <w:t xml:space="preserve"> </w:t>
+      </w:r>
+      <w:proofErr w:type="spellStart"/>
+      <w:r>
+        <w:t>en</w:t>
+      </w:r>
+      <w:proofErr w:type="spellEnd"/>
+      <w:r>
+        <w:t xml:space="preserve"> un </w:t>
+      </w:r>
+      <w:proofErr w:type="spellStart"/>
+      <w:r>
+        <w:t>paso</w:t>
+      </w:r>
+      <w:proofErr w:type="spellEnd"/>
+      <w:r>
+        <w:t xml:space="preserve"> </w:t>
+      </w:r>
+      <w:proofErr w:type="spellStart"/>
+      <w:r>
+        <w:t>previo</w:t>
+      </w:r>
+      <w:proofErr w:type="spellEnd"/>
+      <w:r>
+        <w:t>)</w:t>
+      </w:r>
+    </w:p>
+    <w:p>
+      <w:pPr>
+        <w:pStyle w:val="Prrafodelista"/>
+        <w:numPr>
+          <w:ilvl w:val="0"/>
+          <w:numId w:val="14"/>
+        </w:numPr>
+      </w:pPr>
+      <w:r>
+        <w:t xml:space="preserve">El pin 3 de J_TEMP se </w:t>
+      </w:r>
+      <w:proofErr w:type="spellStart"/>
+      <w:r>
+        <w:t>conecta</w:t>
+      </w:r>
+      <w:proofErr w:type="spellEnd"/>
+      <w:r>
+        <w:t xml:space="preserve"> a la net GND.</w:t>
+      </w:r>
+      <w:r>
+        <w:t xml:space="preserve"> (35. </w:t>
+      </w:r>
+      <w:proofErr w:type="spellStart"/>
+      <w:r>
+        <w:t>Listo</w:t>
+      </w:r>
+      <w:proofErr w:type="spellEnd"/>
+      <w:r>
+        <w:t>)</w:t>
+      </w:r>
+    </w:p>
+    <w:p>
+      <w:pPr>
+        <w:pStyle w:val="Prrafodelista"/>
+        <w:numPr>
+          <w:ilvl w:val="0"/>
+          <w:numId w:val="14"/>
+        </w:numPr>
+      </w:pPr>
+      <w:r>
+        <w:t xml:space="preserve">El pin 1 de R5 (4,7 </w:t>
+      </w:r>
+      <w:proofErr w:type="spellStart"/>
+      <w:r>
+        <w:t>kΩ</w:t>
+      </w:r>
+      <w:proofErr w:type="spellEnd"/>
+      <w:r>
+        <w:t xml:space="preserve">, pull-up </w:t>
+      </w:r>
+      <w:proofErr w:type="spellStart"/>
+      <w:r>
+        <w:t>obligatorio</w:t>
+      </w:r>
+      <w:proofErr w:type="spellEnd"/>
+      <w:r>
+        <w:t xml:space="preserve"> del bus </w:t>
+      </w:r>
+      <w:proofErr w:type="spellStart"/>
+      <w:r>
+        <w:t>OneWire</w:t>
+      </w:r>
+      <w:proofErr w:type="spellEnd"/>
+      <w:r>
+        <w:t xml:space="preserve">) se </w:t>
+      </w:r>
+      <w:proofErr w:type="spellStart"/>
+      <w:r>
+        <w:t>conecta</w:t>
+      </w:r>
+      <w:proofErr w:type="spellEnd"/>
+      <w:r>
+        <w:t xml:space="preserve"> a la net +5V.</w:t>
+      </w:r>
+      <w:r>
+        <w:t xml:space="preserve"> </w:t>
+      </w:r>
+      <w:r>
+        <w:t xml:space="preserve">(36. </w:t>
+      </w:r>
+      <w:proofErr w:type="spellStart"/>
+      <w:r>
+        <w:t>Listo</w:t>
+      </w:r>
+      <w:proofErr w:type="spellEnd"/>
+      <w:r>
+        <w:t>)</w:t>
+      </w:r>
+    </w:p>
+    <w:p>
+      <w:pPr>
+        <w:pStyle w:val="Prrafodelista"/>
+        <w:numPr>
+          <w:ilvl w:val="0"/>
+          <w:numId w:val="14"/>
+        </w:numPr>
+      </w:pPr>
+      <w:r>
+        <w:t xml:space="preserve">El pin 1 de J_RPM (sensor Hall de </w:t>
+      </w:r>
+      <w:proofErr w:type="spellStart"/>
+      <w:r>
+        <w:t>velocidad</w:t>
+      </w:r>
+      <w:proofErr w:type="spellEnd"/>
+      <w:r>
+        <w:t xml:space="preserve">) se </w:t>
+      </w:r>
+      <w:proofErr w:type="spellStart"/>
+      <w:r>
+        <w:t>conecta</w:t>
+      </w:r>
+      <w:proofErr w:type="spellEnd"/>
+      <w:r>
+        <w:t xml:space="preserve"> a la net +5V.</w:t>
+      </w:r>
+      <w:r>
+        <w:t xml:space="preserve"> (37. </w:t>
+      </w:r>
+      <w:proofErr w:type="spellStart"/>
+      <w:r>
+        <w:t>Listo</w:t>
+      </w:r>
+      <w:proofErr w:type="spellEnd"/>
+      <w:r>
+        <w:t>)</w:t>
+      </w:r>
+    </w:p>
+    <w:p>
+      <w:pPr>
+        <w:pStyle w:val="Prrafodelista"/>
+        <w:numPr>
+          <w:ilvl w:val="0"/>
+          <w:numId w:val="14"/>
+        </w:numPr>
+      </w:pPr>
+      <w:r>
+        <w:t xml:space="preserve">El pin 2 de J_RPM se </w:t>
+      </w:r>
+      <w:proofErr w:type="spellStart"/>
+      <w:r>
+        <w:t>conecta</w:t>
+      </w:r>
+      <w:proofErr w:type="spellEnd"/>
+      <w:r>
+        <w:t xml:space="preserve"> al pin D2 de U1 y al pin 2 de R6 (net RPM_SIGNAL).</w:t>
+      </w:r>
+      <w:r>
+        <w:t xml:space="preserve"> </w:t>
+      </w:r>
+      <w:proofErr w:type="spellStart"/>
+      <w:r>
+        <w:t>Ya</w:t>
+      </w:r>
+      <w:proofErr w:type="spellEnd"/>
+      <w:r>
+        <w:t xml:space="preserve"> se </w:t>
+      </w:r>
+      <w:proofErr w:type="spellStart"/>
+      <w:r>
+        <w:t>hizo</w:t>
+      </w:r>
+      <w:proofErr w:type="spellEnd"/>
+      <w:r>
+        <w:t xml:space="preserve"> </w:t>
+      </w:r>
+      <w:proofErr w:type="spellStart"/>
+      <w:r>
+        <w:t>en</w:t>
+      </w:r>
+      <w:proofErr w:type="spellEnd"/>
+      <w:r>
+        <w:t xml:space="preserve"> un </w:t>
+      </w:r>
+      <w:proofErr w:type="spellStart"/>
+      <w:r>
+        <w:t>paso</w:t>
+      </w:r>
+      <w:proofErr w:type="spellEnd"/>
+      <w:r>
+        <w:t xml:space="preserve"> </w:t>
+      </w:r>
+      <w:proofErr w:type="spellStart"/>
+      <w:r>
+        <w:t>previo</w:t>
+      </w:r>
+      <w:proofErr w:type="spellEnd"/>
+    </w:p>
+    <w:p>
+      <w:pPr>
+        <w:pStyle w:val="Prrafodelista"/>
+        <w:numPr>
+          <w:ilvl w:val="0"/>
+          <w:numId w:val="14"/>
+        </w:numPr>
+      </w:pPr>
+      <w:r>
+        <w:t xml:space="preserve">El pin 3 de J_RPM se </w:t>
+      </w:r>
+      <w:proofErr w:type="spellStart"/>
+      <w:r>
+        <w:t>conecta</w:t>
+      </w:r>
+      <w:proofErr w:type="spellEnd"/>
+      <w:r>
+        <w:t xml:space="preserve"> a la net GND.</w:t>
+      </w:r>
+      <w:r>
+        <w:t xml:space="preserve"> (38. </w:t>
+      </w:r>
+      <w:proofErr w:type="spellStart"/>
+      <w:r>
+        <w:t>Listo</w:t>
+      </w:r>
+      <w:proofErr w:type="spellEnd"/>
+      <w:r>
+        <w:t>)</w:t>
+      </w:r>
+    </w:p>
+    <w:p>
+      <w:pPr>
+        <w:pStyle w:val="Prrafodelista"/>
+        <w:numPr>
+          <w:ilvl w:val="0"/>
+          <w:numId w:val="14"/>
+        </w:numPr>
+      </w:pPr>
+      <w:r>
+        <w:t xml:space="preserve">El pin 1 de R6 (10 </w:t>
+      </w:r>
+      <w:proofErr w:type="spellStart"/>
+      <w:r>
+        <w:t>kΩ</w:t>
+      </w:r>
+      <w:proofErr w:type="spellEnd"/>
+      <w:r>
+        <w:t xml:space="preserve">, pull-up de la </w:t>
+      </w:r>
+      <w:proofErr w:type="spellStart"/>
+      <w:r>
+        <w:t>salida</w:t>
+      </w:r>
+      <w:proofErr w:type="spellEnd"/>
+      <w:r>
+        <w:t xml:space="preserve"> del sensor) se </w:t>
+      </w:r>
+      <w:proofErr w:type="spellStart"/>
+      <w:r>
+        <w:t>conecta</w:t>
+      </w:r>
+      <w:proofErr w:type="spellEnd"/>
+      <w:r>
+        <w:t xml:space="preserve"> a la net +5V.</w:t>
+      </w:r>
+      <w:r>
+        <w:t xml:space="preserve"> (39. Listo)</w:t>
+      </w:r>
+    </w:p>
+    <w:p>
+      <w:r>
+        <w:t xml:space="preserve">Sensor de RPM </w:t>
+      </w:r>
+      <w:proofErr w:type="spellStart"/>
+      <w:r>
+        <w:t>recomendado</w:t>
+      </w:r>
+      <w:proofErr w:type="spellEnd"/>
+      <w:r>
+        <w:t xml:space="preserve">: </w:t>
+      </w:r>
+      <w:proofErr w:type="spellStart"/>
+      <w:r>
+        <w:t>módulo</w:t>
+      </w:r>
+      <w:proofErr w:type="spellEnd"/>
+      <w:r>
+        <w:t xml:space="preserve"> Hall con A3144 (</w:t>
+      </w:r>
+      <w:proofErr w:type="spellStart"/>
+      <w:r>
+        <w:t>tipo</w:t>
+      </w:r>
+      <w:proofErr w:type="spellEnd"/>
+      <w:r>
+        <w:t xml:space="preserve"> KY-003) y un </w:t>
+      </w:r>
+      <w:proofErr w:type="spellStart"/>
+      <w:r>
+        <w:t>imán</w:t>
+      </w:r>
+      <w:proofErr w:type="spellEnd"/>
+      <w:r>
+        <w:t xml:space="preserve"> de </w:t>
+      </w:r>
+      <w:proofErr w:type="spellStart"/>
+      <w:r>
+        <w:t>neodimio</w:t>
+      </w:r>
+      <w:proofErr w:type="spellEnd"/>
+      <w:r>
+        <w:t>.</w:t>
+      </w:r>
+      <w:r>
+        <w:t xml:space="preserve"> (</w:t>
+      </w:r>
+      <w:proofErr w:type="spellStart"/>
+      <w:r>
+        <w:t>Decisión</w:t>
+      </w:r>
+      <w:proofErr w:type="spellEnd"/>
+      <w:r>
+        <w:t xml:space="preserve"> personal (</w:t>
+      </w:r>
+      <w:proofErr w:type="spellStart"/>
+      <w:r>
+        <w:t>debatir</w:t>
+      </w:r>
+      <w:proofErr w:type="spellEnd"/>
+      <w:r>
+        <w:t xml:space="preserve"> con el </w:t>
+      </w:r>
+      <w:proofErr w:type="spellStart"/>
+      <w:r>
+        <w:t>grupo</w:t>
+      </w:r>
+      <w:proofErr w:type="spellEnd"/>
+      <w:r>
+        <w:t xml:space="preserve">): </w:t>
+      </w:r>
+      <w:proofErr w:type="spellStart"/>
+      <w:r>
+        <w:t>usarlo</w:t>
+      </w:r>
+      <w:proofErr w:type="spellEnd"/>
+      <w:r>
+        <w:t>)</w:t>
+      </w:r>
+    </w:p>
+    <w:p>
+      <w:pPr>
+        <w:pStyle w:val="Prrafodelista"/>
+        <w:numPr>
+          <w:ilvl w:val="0"/>
+          <w:numId w:val="15"/>
+        </w:numPr>
+      </w:pPr>
+      <w:r>
+        <w:t xml:space="preserve">El A3144 </w:t>
+      </w:r>
+      <w:proofErr w:type="spellStart"/>
+      <w:r>
+        <w:t>funciona</w:t>
+      </w:r>
+      <w:proofErr w:type="spellEnd"/>
+      <w:r>
+        <w:t xml:space="preserve"> con 4,5 a 24 V, </w:t>
+      </w:r>
+      <w:proofErr w:type="spellStart"/>
+      <w:r>
+        <w:t>así</w:t>
+      </w:r>
+      <w:proofErr w:type="spellEnd"/>
+      <w:r>
+        <w:t xml:space="preserve"> que </w:t>
+      </w:r>
+      <w:proofErr w:type="spellStart"/>
+      <w:r>
+        <w:t>acepta</w:t>
+      </w:r>
+      <w:proofErr w:type="spellEnd"/>
+      <w:r>
+        <w:t xml:space="preserve"> los 5 V de la </w:t>
+      </w:r>
+      <w:proofErr w:type="spellStart"/>
+      <w:r>
+        <w:t>placa</w:t>
+      </w:r>
+      <w:proofErr w:type="spellEnd"/>
+      <w:r>
+        <w:t xml:space="preserve">. </w:t>
+      </w:r>
+      <w:proofErr w:type="spellStart"/>
+      <w:r>
+        <w:t>Su</w:t>
+      </w:r>
+      <w:proofErr w:type="spellEnd"/>
+      <w:r>
+        <w:t xml:space="preserve"> </w:t>
+      </w:r>
+      <w:proofErr w:type="spellStart"/>
+      <w:r>
+        <w:t>salida</w:t>
+      </w:r>
+      <w:proofErr w:type="spellEnd"/>
+      <w:r>
+        <w:t xml:space="preserve"> es de </w:t>
+      </w:r>
+      <w:proofErr w:type="spellStart"/>
+      <w:r>
+        <w:t>colector</w:t>
+      </w:r>
+      <w:proofErr w:type="spellEnd"/>
+      <w:r>
+        <w:t xml:space="preserve"> </w:t>
+      </w:r>
+      <w:proofErr w:type="spellStart"/>
+      <w:r>
+        <w:t>abierto</w:t>
+      </w:r>
+      <w:proofErr w:type="spellEnd"/>
+      <w:r>
+        <w:t xml:space="preserve">: R6 (10 </w:t>
+      </w:r>
+      <w:proofErr w:type="spellStart"/>
+      <w:r>
+        <w:t>kΩ</w:t>
+      </w:r>
+      <w:proofErr w:type="spellEnd"/>
+      <w:r>
+        <w:t xml:space="preserve"> a +5V) es el pull-up que </w:t>
+      </w:r>
+      <w:proofErr w:type="spellStart"/>
+      <w:r>
+        <w:t>necesita</w:t>
+      </w:r>
+      <w:proofErr w:type="spellEnd"/>
+      <w:r>
+        <w:t>.</w:t>
+      </w:r>
+    </w:p>
+    <w:p>
+      <w:pPr>
+        <w:pStyle w:val="Prrafodelista"/>
+        <w:numPr>
+          <w:ilvl w:val="0"/>
+          <w:numId w:val="15"/>
+        </w:numPr>
+      </w:pPr>
+      <w:r>
+        <w:t xml:space="preserve">Es unipolar: solo </w:t>
+      </w:r>
+      <w:proofErr w:type="spellStart"/>
+      <w:r>
+        <w:t>responde</w:t>
+      </w:r>
+      <w:proofErr w:type="spellEnd"/>
+      <w:r>
+        <w:t xml:space="preserve"> a un polo del </w:t>
+      </w:r>
+      <w:proofErr w:type="spellStart"/>
+      <w:r>
+        <w:t>imán</w:t>
+      </w:r>
+      <w:proofErr w:type="spellEnd"/>
+      <w:r>
+        <w:t xml:space="preserve">. </w:t>
+      </w:r>
+      <w:proofErr w:type="spellStart"/>
+      <w:r>
+        <w:t>Pega</w:t>
+      </w:r>
+      <w:proofErr w:type="spellEnd"/>
+      <w:r>
+        <w:t xml:space="preserve"> un </w:t>
+      </w:r>
+      <w:proofErr w:type="spellStart"/>
+      <w:r>
+        <w:t>imán</w:t>
+      </w:r>
+      <w:proofErr w:type="spellEnd"/>
+      <w:r>
+        <w:t xml:space="preserve"> </w:t>
+      </w:r>
+      <w:proofErr w:type="spellStart"/>
+      <w:r>
+        <w:t>pequeño</w:t>
+      </w:r>
+      <w:proofErr w:type="spellEnd"/>
+      <w:r>
+        <w:t xml:space="preserve"> </w:t>
+      </w:r>
+      <w:proofErr w:type="spellStart"/>
+      <w:r>
+        <w:t>en</w:t>
+      </w:r>
+      <w:proofErr w:type="spellEnd"/>
+      <w:r>
+        <w:t xml:space="preserve"> la </w:t>
+      </w:r>
+      <w:proofErr w:type="spellStart"/>
+      <w:r>
+        <w:t>parte</w:t>
+      </w:r>
+      <w:proofErr w:type="spellEnd"/>
+      <w:r>
+        <w:t xml:space="preserve"> </w:t>
+      </w:r>
+      <w:proofErr w:type="spellStart"/>
+      <w:r>
+        <w:t>giratoria</w:t>
+      </w:r>
+      <w:proofErr w:type="spellEnd"/>
+      <w:r>
+        <w:t xml:space="preserve">; </w:t>
+      </w:r>
+      <w:proofErr w:type="spellStart"/>
+      <w:r>
+        <w:t>si</w:t>
+      </w:r>
+      <w:proofErr w:type="spellEnd"/>
+      <w:r>
+        <w:t xml:space="preserve"> el LED del </w:t>
+      </w:r>
+      <w:proofErr w:type="spellStart"/>
+      <w:r>
+        <w:t>módulo</w:t>
+      </w:r>
+      <w:proofErr w:type="spellEnd"/>
+      <w:r>
+        <w:t xml:space="preserve"> no se </w:t>
+      </w:r>
+      <w:proofErr w:type="spellStart"/>
+      <w:r>
+        <w:t>enciende</w:t>
+      </w:r>
+      <w:proofErr w:type="spellEnd"/>
+      <w:r>
+        <w:t xml:space="preserve"> al </w:t>
+      </w:r>
+      <w:proofErr w:type="spellStart"/>
+      <w:r>
+        <w:t>acercarlo</w:t>
+      </w:r>
+      <w:proofErr w:type="spellEnd"/>
+      <w:r>
+        <w:t xml:space="preserve">, </w:t>
+      </w:r>
+      <w:proofErr w:type="spellStart"/>
+      <w:r>
+        <w:t>gira</w:t>
+      </w:r>
+      <w:proofErr w:type="spellEnd"/>
+      <w:r>
+        <w:t xml:space="preserve"> el </w:t>
+      </w:r>
+      <w:proofErr w:type="spellStart"/>
+      <w:r>
+        <w:t>imán</w:t>
+      </w:r>
+      <w:proofErr w:type="spellEnd"/>
+      <w:r>
+        <w:t>.</w:t>
+      </w:r>
+    </w:p>
+    <w:p>
+      <w:pPr>
+        <w:pStyle w:val="Prrafodelista"/>
+        <w:numPr>
+          <w:ilvl w:val="0"/>
+          <w:numId w:val="15"/>
+        </w:numPr>
+      </w:pPr>
+      <w:r>
+        <w:t xml:space="preserve">Con un </w:t>
+      </w:r>
+      <w:proofErr w:type="spellStart"/>
+      <w:r>
+        <w:t>imán</w:t>
+      </w:r>
+      <w:proofErr w:type="spellEnd"/>
+      <w:r>
+        <w:t xml:space="preserve"> da 1 </w:t>
+      </w:r>
+      <w:proofErr w:type="spellStart"/>
+      <w:r>
+        <w:t>pulso</w:t>
+      </w:r>
+      <w:proofErr w:type="spellEnd"/>
+      <w:r>
+        <w:t xml:space="preserve"> por </w:t>
+      </w:r>
+      <w:proofErr w:type="spellStart"/>
+      <w:r>
+        <w:t>vuelta</w:t>
+      </w:r>
+      <w:proofErr w:type="spellEnd"/>
+      <w:r>
+        <w:t xml:space="preserve">. Para </w:t>
+      </w:r>
+      <w:proofErr w:type="spellStart"/>
+      <w:r>
+        <w:t>equilibrar</w:t>
+      </w:r>
+      <w:proofErr w:type="spellEnd"/>
+      <w:r>
+        <w:t xml:space="preserve"> la </w:t>
+      </w:r>
+      <w:proofErr w:type="spellStart"/>
+      <w:r>
+        <w:t>pieza</w:t>
+      </w:r>
+      <w:proofErr w:type="spellEnd"/>
+      <w:r>
+        <w:t xml:space="preserve"> </w:t>
+      </w:r>
+      <w:proofErr w:type="spellStart"/>
+      <w:r>
+        <w:t>giratoria</w:t>
+      </w:r>
+      <w:proofErr w:type="spellEnd"/>
+      <w:r>
+        <w:t xml:space="preserve"> </w:t>
+      </w:r>
+      <w:proofErr w:type="spellStart"/>
+      <w:r>
+        <w:t>puedes</w:t>
+      </w:r>
+      <w:proofErr w:type="spellEnd"/>
+      <w:r>
+        <w:t xml:space="preserve"> </w:t>
+      </w:r>
+      <w:proofErr w:type="spellStart"/>
+      <w:r>
+        <w:t>poner</w:t>
+      </w:r>
+      <w:proofErr w:type="spellEnd"/>
+      <w:r>
+        <w:t xml:space="preserve"> dos </w:t>
+      </w:r>
+      <w:proofErr w:type="spellStart"/>
+      <w:r>
+        <w:t>imanes</w:t>
+      </w:r>
+      <w:proofErr w:type="spellEnd"/>
+      <w:r>
+        <w:t xml:space="preserve"> </w:t>
+      </w:r>
+      <w:proofErr w:type="spellStart"/>
+      <w:r>
+        <w:t>opuestos</w:t>
+      </w:r>
+      <w:proofErr w:type="spellEnd"/>
+      <w:r>
+        <w:t xml:space="preserve"> con el </w:t>
+      </w:r>
+      <w:proofErr w:type="spellStart"/>
+      <w:r>
+        <w:t>mismo</w:t>
+      </w:r>
+      <w:proofErr w:type="spellEnd"/>
+      <w:r>
+        <w:t xml:space="preserve"> polo </w:t>
+      </w:r>
+      <w:proofErr w:type="spellStart"/>
+      <w:r>
+        <w:t>hacia</w:t>
+      </w:r>
+      <w:proofErr w:type="spellEnd"/>
+      <w:r>
+        <w:t xml:space="preserve"> </w:t>
+      </w:r>
+      <w:proofErr w:type="spellStart"/>
+      <w:r>
+        <w:t>afuera</w:t>
+      </w:r>
+      <w:proofErr w:type="spellEnd"/>
+      <w:r>
+        <w:t xml:space="preserve">: son 2 </w:t>
+      </w:r>
+      <w:proofErr w:type="spellStart"/>
+      <w:r>
+        <w:t>pulsos</w:t>
+      </w:r>
+      <w:proofErr w:type="spellEnd"/>
+      <w:r>
+        <w:t xml:space="preserve"> por </w:t>
+      </w:r>
+      <w:proofErr w:type="spellStart"/>
+      <w:r>
+        <w:t>vuelta</w:t>
+      </w:r>
+      <w:proofErr w:type="spellEnd"/>
+      <w:r>
+        <w:t xml:space="preserve"> y el firmware </w:t>
       </w:r>
       <w:proofErr w:type="gramStart"/>
       <w:r>
-        <w:t xml:space="preserve"> </w:t>
-      </w:r>
-      <w:proofErr w:type="spellStart"/>
+        <w:t>divide</w:t>
+      </w:r>
       <w:proofErr w:type="gramEnd"/>
       <w:r>
-        <w:t>listo</w:t>
+        <w:t xml:space="preserve"> por 2.</w:t>
+      </w:r>
+    </w:p>
+    <w:p>
+      <w:pPr>
+        <w:pStyle w:val="Prrafodelista"/>
+        <w:numPr>
+          <w:ilvl w:val="0"/>
+          <w:numId w:val="15"/>
+        </w:numPr>
+      </w:pPr>
+      <w:r>
+        <w:t xml:space="preserve">Los </w:t>
+      </w:r>
+      <w:proofErr w:type="spellStart"/>
+      <w:r>
+        <w:t>módulos</w:t>
+      </w:r>
+      <w:proofErr w:type="spellEnd"/>
+      <w:r>
+        <w:t xml:space="preserve"> </w:t>
+      </w:r>
+      <w:proofErr w:type="spellStart"/>
+      <w:r>
+        <w:t>suelen</w:t>
+      </w:r>
+      <w:proofErr w:type="spellEnd"/>
+      <w:r>
+        <w:t xml:space="preserve"> </w:t>
+      </w:r>
+      <w:proofErr w:type="spellStart"/>
+      <w:r>
+        <w:t>venir</w:t>
+      </w:r>
+      <w:proofErr w:type="spellEnd"/>
+      <w:r>
+        <w:t xml:space="preserve"> con el </w:t>
+      </w:r>
+      <w:proofErr w:type="spellStart"/>
+      <w:r>
+        <w:t>orden</w:t>
+      </w:r>
+      <w:proofErr w:type="spellEnd"/>
+      <w:r>
+        <w:t xml:space="preserve"> S, +, − (</w:t>
+      </w:r>
+      <w:proofErr w:type="spellStart"/>
+      <w:r>
+        <w:t>señal</w:t>
+      </w:r>
+      <w:proofErr w:type="spellEnd"/>
+      <w:r>
+        <w:t xml:space="preserve">, 5 V, GND), </w:t>
+      </w:r>
+      <w:proofErr w:type="spellStart"/>
+      <w:r>
+        <w:t>distinto</w:t>
+      </w:r>
+      <w:proofErr w:type="spellEnd"/>
+      <w:r>
+        <w:t xml:space="preserve"> al de J_RPM (+5V, </w:t>
+      </w:r>
+      <w:proofErr w:type="spellStart"/>
+      <w:r>
+        <w:t>señal</w:t>
+      </w:r>
+      <w:proofErr w:type="spellEnd"/>
+      <w:r>
+        <w:t xml:space="preserve">, GND). </w:t>
+      </w:r>
+      <w:proofErr w:type="spellStart"/>
+      <w:r>
+        <w:t>Cablea</w:t>
+      </w:r>
+      <w:proofErr w:type="spellEnd"/>
+      <w:r>
+        <w:t xml:space="preserve"> </w:t>
+      </w:r>
+      <w:proofErr w:type="spellStart"/>
+      <w:r>
+        <w:t>según</w:t>
+      </w:r>
+      <w:proofErr w:type="spellEnd"/>
+      <w:r>
+        <w:t xml:space="preserve"> las </w:t>
+      </w:r>
+      <w:proofErr w:type="spellStart"/>
+      <w:r>
+        <w:t>etiquetas</w:t>
+      </w:r>
+      <w:proofErr w:type="spellEnd"/>
+      <w:r>
+        <w:t xml:space="preserve"> del </w:t>
+      </w:r>
+      <w:proofErr w:type="spellStart"/>
+      <w:r>
+        <w:t>módulo</w:t>
+      </w:r>
+      <w:proofErr w:type="spellEnd"/>
+      <w:r>
+        <w:t xml:space="preserve">, no por </w:t>
+      </w:r>
+      <w:proofErr w:type="spellStart"/>
+      <w:r>
+        <w:t>posición</w:t>
+      </w:r>
+      <w:proofErr w:type="spellEnd"/>
+      <w:r>
+        <w:t>.</w:t>
+      </w:r>
+    </w:p>
+    <w:p>
+      <w:pPr>
+        <w:pStyle w:val="Prrafodelista"/>
+        <w:numPr>
+          <w:ilvl w:val="0"/>
+          <w:numId w:val="15"/>
+        </w:numPr>
+      </w:pPr>
+      <w:proofErr w:type="spellStart"/>
+      <w:r>
+        <w:t>Colócalo</w:t>
+      </w:r>
+      <w:proofErr w:type="spellEnd"/>
+      <w:r>
+        <w:t xml:space="preserve"> a </w:t>
+      </w:r>
+      <w:proofErr w:type="spellStart"/>
+      <w:r>
+        <w:t>pocos</w:t>
+      </w:r>
+      <w:proofErr w:type="spellEnd"/>
+      <w:r>
+        <w:t xml:space="preserve"> </w:t>
+      </w:r>
+      <w:proofErr w:type="spellStart"/>
+      <w:r>
+        <w:t>milímetros</w:t>
+      </w:r>
+      <w:proofErr w:type="spellEnd"/>
+      <w:r>
+        <w:t xml:space="preserve"> de la </w:t>
+      </w:r>
+      <w:proofErr w:type="spellStart"/>
+      <w:r>
+        <w:t>parte</w:t>
+      </w:r>
+      <w:proofErr w:type="spellEnd"/>
+      <w:r>
+        <w:t xml:space="preserve"> </w:t>
+      </w:r>
+      <w:proofErr w:type="spellStart"/>
+      <w:r>
+        <w:t>giratoria</w:t>
+      </w:r>
+      <w:proofErr w:type="spellEnd"/>
+      <w:r>
+        <w:t xml:space="preserve"> y </w:t>
+      </w:r>
+      <w:proofErr w:type="spellStart"/>
+      <w:r>
+        <w:t>ajusta</w:t>
+      </w:r>
+      <w:proofErr w:type="spellEnd"/>
+      <w:r>
+        <w:t xml:space="preserve"> la </w:t>
+      </w:r>
+      <w:proofErr w:type="spellStart"/>
+      <w:r>
+        <w:t>distancia</w:t>
+      </w:r>
+      <w:proofErr w:type="spellEnd"/>
+      <w:r>
+        <w:t xml:space="preserve"> hasta que el LED </w:t>
+      </w:r>
+      <w:proofErr w:type="spellStart"/>
+      <w:r>
+        <w:t>conmute</w:t>
+      </w:r>
+      <w:proofErr w:type="spellEnd"/>
+      <w:r>
+        <w:t xml:space="preserve"> con </w:t>
+      </w:r>
+      <w:proofErr w:type="spellStart"/>
+      <w:r>
+        <w:t>claridad</w:t>
+      </w:r>
+      <w:proofErr w:type="spellEnd"/>
+      <w:r>
+        <w:t>.</w:t>
+      </w:r>
+    </w:p>
+    <w:p>
+      <w:pPr>
+        <w:pStyle w:val="Prrafodelista"/>
+        <w:numPr>
+          <w:ilvl w:val="0"/>
+          <w:numId w:val="15"/>
+        </w:numPr>
+      </w:pPr>
+      <w:r>
+        <w:t xml:space="preserve">Si el </w:t>
+      </w:r>
+      <w:proofErr w:type="spellStart"/>
+      <w:r>
+        <w:t>ruido</w:t>
+      </w:r>
+      <w:proofErr w:type="spellEnd"/>
+      <w:r>
+        <w:t xml:space="preserve"> del motor produce </w:t>
+      </w:r>
+      <w:proofErr w:type="spellStart"/>
+      <w:r>
+        <w:t>conteos</w:t>
+      </w:r>
+      <w:proofErr w:type="spellEnd"/>
+      <w:r>
+        <w:t xml:space="preserve"> </w:t>
+      </w:r>
+      <w:proofErr w:type="spellStart"/>
+      <w:r>
+        <w:t>falsos</w:t>
+      </w:r>
+      <w:proofErr w:type="spellEnd"/>
+      <w:r>
+        <w:t xml:space="preserve">, </w:t>
+      </w:r>
+      <w:proofErr w:type="spellStart"/>
+      <w:r>
+        <w:t>añade</w:t>
+      </w:r>
+      <w:proofErr w:type="spellEnd"/>
+      <w:r>
+        <w:t xml:space="preserve"> 100 </w:t>
+      </w:r>
+      <w:proofErr w:type="spellStart"/>
+      <w:r>
+        <w:t>nF</w:t>
+      </w:r>
+      <w:proofErr w:type="spellEnd"/>
+      <w:r>
+        <w:t xml:space="preserve"> entre </w:t>
+      </w:r>
+      <w:proofErr w:type="spellStart"/>
+      <w:r>
+        <w:t>señal</w:t>
+      </w:r>
+      <w:proofErr w:type="spellEnd"/>
+      <w:r>
+        <w:t xml:space="preserve"> y GND junto al sensor, o filtra por software.</w:t>
+      </w:r>
+    </w:p>
+    <w:p>
+      <w:pPr>
+        <w:pStyle w:val="Ttulo3"/>
+      </w:pPr>
+      <w:r>
+        <w:t xml:space="preserve">2.F </w:t>
+      </w:r>
+      <w:proofErr w:type="spellStart"/>
+      <w:r>
+        <w:t>Pantalla</w:t>
+      </w:r>
+      <w:proofErr w:type="spellEnd"/>
+      <w:r>
+        <w:t xml:space="preserve"> LCD por I2C</w:t>
+      </w:r>
+    </w:p>
+    <w:p>
+      <w:pPr>
+        <w:pStyle w:val="Prrafodelista"/>
+        <w:numPr>
+          <w:ilvl w:val="0"/>
+          <w:numId w:val="16"/>
+        </w:numPr>
+      </w:pPr>
+      <w:r>
+        <w:t>El pin 1 de J_LCD (</w:t>
+      </w:r>
+      <w:proofErr w:type="spellStart"/>
+      <w:r>
+        <w:t>pantalla</w:t>
+      </w:r>
+      <w:proofErr w:type="spellEnd"/>
+      <w:r>
+        <w:t xml:space="preserve"> 16x2 con </w:t>
+      </w:r>
+      <w:proofErr w:type="spellStart"/>
+      <w:r>
+        <w:t>módulo</w:t>
+      </w:r>
+      <w:proofErr w:type="spellEnd"/>
+      <w:r>
+        <w:t xml:space="preserve"> I2C) se </w:t>
+      </w:r>
+      <w:proofErr w:type="spellStart"/>
+      <w:r>
+        <w:t>conecta</w:t>
+      </w:r>
+      <w:proofErr w:type="spellEnd"/>
+      <w:r>
+        <w:t xml:space="preserve"> a la net GND.</w:t>
+      </w:r>
+      <w:r>
+        <w:t xml:space="preserve"> </w:t>
+      </w:r>
+      <w:r>
+        <w:t xml:space="preserve"> (</w:t>
+      </w:r>
+      <w:r>
+        <w:t xml:space="preserve">40. </w:t>
+      </w:r>
+      <w:proofErr w:type="spellStart"/>
+      <w:r>
+        <w:t>Listo</w:t>
       </w:r>
       <w:proofErr w:type="spellEnd"/>
       <w:r>
         <w:t>)</w:t>
       </w:r>
+      <w:r>
+        <w:t>-</w:t>
+      </w:r>
+      <w:r>
+        <w:sym w:font="Wingdings" w:char="F0E0"/>
+      </w:r>
+      <w:r>
+        <w:t xml:space="preserve"> </w:t>
+      </w:r>
+      <w:proofErr w:type="spellStart"/>
+      <w:r>
+        <w:t>Esto</w:t>
+      </w:r>
+      <w:proofErr w:type="spellEnd"/>
+      <w:r>
+        <w:t xml:space="preserve"> </w:t>
+      </w:r>
+      <w:proofErr w:type="spellStart"/>
+      <w:r>
+        <w:t>significa</w:t>
+      </w:r>
+      <w:proofErr w:type="spellEnd"/>
+      <w:r>
+        <w:t xml:space="preserve"> que la </w:t>
+      </w:r>
+      <w:proofErr w:type="spellStart"/>
+      <w:r>
+        <w:t>pantalla</w:t>
+      </w:r>
+      <w:proofErr w:type="spellEnd"/>
+      <w:r>
+        <w:t xml:space="preserve"> </w:t>
+      </w:r>
+      <w:proofErr w:type="spellStart"/>
+      <w:r>
+        <w:t>puede</w:t>
+      </w:r>
+      <w:proofErr w:type="spellEnd"/>
+      <w:r>
+        <w:t xml:space="preserve"> </w:t>
+      </w:r>
+      <w:proofErr w:type="spellStart"/>
+      <w:r>
+        <w:t>presentar</w:t>
+      </w:r>
+      <w:proofErr w:type="spellEnd"/>
+      <w:r>
+        <w:t xml:space="preserve"> hasta 16 </w:t>
+      </w:r>
+      <w:proofErr w:type="spellStart"/>
+      <w:r>
+        <w:t>carácteres</w:t>
+      </w:r>
+      <w:proofErr w:type="spellEnd"/>
+      <w:r>
+        <w:t xml:space="preserve">, con dos </w:t>
+      </w:r>
+      <w:proofErr w:type="spellStart"/>
+      <w:r>
+        <w:t>lineas</w:t>
+      </w:r>
+      <w:proofErr w:type="spellEnd"/>
+      <w:r>
+        <w:t xml:space="preserve"> de alto. El modulo I2C </w:t>
+      </w:r>
+      <w:proofErr w:type="spellStart"/>
+      <w:r>
+        <w:t>permite</w:t>
+      </w:r>
+      <w:proofErr w:type="spellEnd"/>
+      <w:r>
+        <w:t xml:space="preserve"> </w:t>
+      </w:r>
+      <w:proofErr w:type="spellStart"/>
+      <w:r>
+        <w:t>eficiencia</w:t>
+      </w:r>
+      <w:proofErr w:type="spellEnd"/>
+      <w:r>
+        <w:t xml:space="preserve"> </w:t>
+      </w:r>
+      <w:proofErr w:type="spellStart"/>
+      <w:r>
+        <w:t>en</w:t>
+      </w:r>
+      <w:proofErr w:type="spellEnd"/>
+      <w:r>
+        <w:t xml:space="preserve"> el </w:t>
+      </w:r>
+      <w:proofErr w:type="spellStart"/>
+      <w:r>
+        <w:t>cableado</w:t>
+      </w:r>
+      <w:proofErr w:type="spellEnd"/>
+      <w:r>
+        <w:t xml:space="preserve">. </w:t>
+      </w:r>
     </w:p>
     <w:p>
       <w:pPr>
         <w:pStyle w:val="Prrafodelista"/>
         <w:numPr>
           <w:ilvl w:val="0"/>
-          <w:numId w:val="14"/>
-        </w:numPr>
-      </w:pPr>
-      <w:r>
-        <w:t xml:space="preserve">El pin 2 de J_TEMP se </w:t>
+          <w:numId w:val="16"/>
+        </w:numPr>
+      </w:pPr>
+      <w:r>
+        <w:t xml:space="preserve">El pin 2 de J_LCD se </w:t>
       </w:r>
       <w:proofErr w:type="spellStart"/>
       <w:r>
@@ -4900,22 +6067,809 @@
       </w:r>
       <w:proofErr w:type="spellEnd"/>
       <w:r>
-        <w:t xml:space="preserve"> al pin D4 de U1 y al pin 2 de R5 (net TEMP_DATA).</w:t>
+        <w:t xml:space="preserve"> a la net +5V.</w:t>
+      </w:r>
+      <w:r>
+        <w:t xml:space="preserve"> (41. </w:t>
+      </w:r>
+      <w:proofErr w:type="spellStart"/>
+      <w:r>
+        <w:t>Listo</w:t>
+      </w:r>
+      <w:proofErr w:type="spellEnd"/>
+      <w:r>
+        <w:t>)</w:t>
+      </w:r>
+    </w:p>
+    <w:p>
+      <w:pPr>
+        <w:pStyle w:val="Prrafodelista"/>
+        <w:numPr>
+          <w:ilvl w:val="0"/>
+          <w:numId w:val="16"/>
+        </w:numPr>
+      </w:pPr>
+      <w:r>
+        <w:t xml:space="preserve">El pin 3 de J_LCD se </w:t>
+      </w:r>
+      <w:proofErr w:type="spellStart"/>
+      <w:r>
+        <w:t>conecta</w:t>
+      </w:r>
+      <w:proofErr w:type="spellEnd"/>
+      <w:r>
+        <w:t xml:space="preserve"> al pin A4 de U1 (net SDA).</w:t>
       </w:r>
       <w:r>
         <w:t xml:space="preserve"> (</w:t>
       </w:r>
       <w:proofErr w:type="spellStart"/>
       <w:r>
+        <w:t>Realizado</w:t>
+      </w:r>
+      <w:proofErr w:type="spellEnd"/>
+      <w:r>
+        <w:t xml:space="preserve"> </w:t>
+      </w:r>
+      <w:proofErr w:type="spellStart"/>
+      <w:r>
+        <w:t>en</w:t>
+      </w:r>
+      <w:proofErr w:type="spellEnd"/>
+      <w:r>
+        <w:t xml:space="preserve"> </w:t>
+      </w:r>
+      <w:proofErr w:type="spellStart"/>
+      <w:r>
+        <w:t>paso</w:t>
+      </w:r>
+      <w:proofErr w:type="spellEnd"/>
+      <w:r>
+        <w:t xml:space="preserve"> </w:t>
+      </w:r>
+      <w:proofErr w:type="spellStart"/>
+      <w:r>
+        <w:t>previo</w:t>
+      </w:r>
+      <w:proofErr w:type="spellEnd"/>
+      <w:r>
+        <w:t>)</w:t>
+      </w:r>
+    </w:p>
+    <w:p>
+      <w:pPr>
+        <w:pStyle w:val="Prrafodelista"/>
+        <w:numPr>
+          <w:ilvl w:val="0"/>
+          <w:numId w:val="16"/>
+        </w:numPr>
+      </w:pPr>
+      <w:r>
+        <w:t xml:space="preserve">El pin 4 de J_LCD se </w:t>
+      </w:r>
+      <w:proofErr w:type="spellStart"/>
+      <w:r>
+        <w:t>conecta</w:t>
+      </w:r>
+      <w:proofErr w:type="spellEnd"/>
+      <w:r>
+        <w:t xml:space="preserve"> al pin A5 de U1 (net SCL).</w:t>
+      </w:r>
+      <w:r>
+        <w:t xml:space="preserve"> (</w:t>
+      </w:r>
+      <w:proofErr w:type="spellStart"/>
+      <w:r>
+        <w:t>Realizado</w:t>
+      </w:r>
+      <w:proofErr w:type="spellEnd"/>
+      <w:r>
+        <w:t xml:space="preserve"> </w:t>
+      </w:r>
+      <w:proofErr w:type="spellStart"/>
+      <w:r>
+        <w:t>en</w:t>
+      </w:r>
+      <w:proofErr w:type="spellEnd"/>
+      <w:r>
+        <w:t xml:space="preserve"> </w:t>
+      </w:r>
+      <w:proofErr w:type="spellStart"/>
+      <w:r>
+        <w:t>paso</w:t>
+      </w:r>
+      <w:proofErr w:type="spellEnd"/>
+      <w:r>
+        <w:t xml:space="preserve"> </w:t>
+      </w:r>
+      <w:proofErr w:type="spellStart"/>
+      <w:r>
+        <w:t>previo</w:t>
+      </w:r>
+      <w:proofErr w:type="spellEnd"/>
+      <w:r>
+        <w:t>)</w:t>
+      </w:r>
+    </w:p>
+    <w:p>
+      <w:pPr>
+        <w:pStyle w:val="Prrafodelista"/>
+        <w:numPr>
+          <w:ilvl w:val="0"/>
+          <w:numId w:val="16"/>
+        </w:numPr>
+      </w:pPr>
+      <w:r>
+        <w:t xml:space="preserve">R11 (4,7 </w:t>
+      </w:r>
+      <w:proofErr w:type="spellStart"/>
+      <w:r>
+        <w:t>kΩ</w:t>
+      </w:r>
+      <w:proofErr w:type="spellEnd"/>
+      <w:r>
+        <w:t xml:space="preserve">, </w:t>
+      </w:r>
+      <w:proofErr w:type="spellStart"/>
+      <w:r>
+        <w:t>opcional</w:t>
+      </w:r>
+      <w:proofErr w:type="spellEnd"/>
+      <w:r>
+        <w:t xml:space="preserve">): </w:t>
+      </w:r>
+      <w:proofErr w:type="spellStart"/>
+      <w:r>
+        <w:t>su</w:t>
+      </w:r>
+      <w:proofErr w:type="spellEnd"/>
+      <w:r>
+        <w:t xml:space="preserve"> pin 1 se </w:t>
+      </w:r>
+      <w:proofErr w:type="spellStart"/>
+      <w:r>
+        <w:t>conecta</w:t>
+      </w:r>
+      <w:proofErr w:type="spellEnd"/>
+      <w:r>
+        <w:t xml:space="preserve"> a la net +5V y </w:t>
+      </w:r>
+      <w:proofErr w:type="spellStart"/>
+      <w:r>
+        <w:t>su</w:t>
+      </w:r>
+      <w:proofErr w:type="spellEnd"/>
+      <w:r>
+        <w:t xml:space="preserve"> pin 2 a la net SDA.</w:t>
+      </w:r>
+      <w:r>
+        <w:t xml:space="preserve"> (42. </w:t>
+      </w:r>
+      <w:proofErr w:type="spellStart"/>
+      <w:r>
+        <w:t>Listo</w:t>
+      </w:r>
+      <w:proofErr w:type="spellEnd"/>
+      <w:r>
+        <w:t>)</w:t>
+      </w:r>
+    </w:p>
+    <w:p>
+      <w:pPr>
+        <w:pStyle w:val="Prrafodelista"/>
+        <w:numPr>
+          <w:ilvl w:val="0"/>
+          <w:numId w:val="16"/>
+        </w:numPr>
+      </w:pPr>
+      <w:r>
+        <w:t xml:space="preserve">R12 (4,7 </w:t>
+      </w:r>
+      <w:proofErr w:type="spellStart"/>
+      <w:r>
+        <w:t>kΩ</w:t>
+      </w:r>
+      <w:proofErr w:type="spellEnd"/>
+      <w:r>
+        <w:t xml:space="preserve">, </w:t>
+      </w:r>
+      <w:proofErr w:type="spellStart"/>
+      <w:r>
+        <w:t>opcional</w:t>
+      </w:r>
+      <w:proofErr w:type="spellEnd"/>
+      <w:r>
+        <w:t xml:space="preserve">): </w:t>
+      </w:r>
+      <w:proofErr w:type="spellStart"/>
+      <w:r>
+        <w:t>su</w:t>
+      </w:r>
+      <w:proofErr w:type="spellEnd"/>
+      <w:r>
+        <w:t xml:space="preserve"> pin 1 se </w:t>
+      </w:r>
+      <w:proofErr w:type="spellStart"/>
+      <w:r>
+        <w:t>conecta</w:t>
+      </w:r>
+      <w:proofErr w:type="spellEnd"/>
+      <w:r>
+        <w:t xml:space="preserve"> a la net +5V y </w:t>
+      </w:r>
+      <w:proofErr w:type="spellStart"/>
+      <w:r>
+        <w:t>su</w:t>
+      </w:r>
+      <w:proofErr w:type="spellEnd"/>
+      <w:r>
+        <w:t xml:space="preserve"> pin 2 a la net SCL.</w:t>
+      </w:r>
+      <w:r>
+        <w:t xml:space="preserve"> (43. </w:t>
+      </w:r>
+      <w:proofErr w:type="spellStart"/>
+      <w:r>
+        <w:t>Listo</w:t>
+      </w:r>
+      <w:proofErr w:type="spellEnd"/>
+      <w:r>
+        <w:t>)</w:t>
+      </w:r>
+    </w:p>
+    <w:p>
+      <w:pPr>
+        <w:pStyle w:val="Prrafodelista"/>
+        <w:numPr>
+          <w:ilvl w:val="0"/>
+          <w:numId w:val="16"/>
+        </w:numPr>
+      </w:pPr>
+      <w:r>
+        <w:t xml:space="preserve">No </w:t>
+      </w:r>
+      <w:proofErr w:type="spellStart"/>
+      <w:r>
+        <w:t>montes</w:t>
+      </w:r>
+      <w:proofErr w:type="spellEnd"/>
+      <w:r>
+        <w:t xml:space="preserve"> R11 </w:t>
+      </w:r>
+      <w:proofErr w:type="spellStart"/>
+      <w:r>
+        <w:t>ni</w:t>
+      </w:r>
+      <w:proofErr w:type="spellEnd"/>
+      <w:r>
+        <w:t xml:space="preserve"> R12 </w:t>
+      </w:r>
+      <w:proofErr w:type="spellStart"/>
+      <w:r>
+        <w:t>si</w:t>
+      </w:r>
+      <w:proofErr w:type="spellEnd"/>
+      <w:r>
+        <w:t xml:space="preserve"> </w:t>
+      </w:r>
+      <w:proofErr w:type="spellStart"/>
+      <w:r>
+        <w:t>tu</w:t>
+      </w:r>
+      <w:proofErr w:type="spellEnd"/>
+      <w:r>
+        <w:t xml:space="preserve"> </w:t>
+      </w:r>
+      <w:proofErr w:type="spellStart"/>
+      <w:r>
+        <w:t>módulo</w:t>
+      </w:r>
+      <w:proofErr w:type="spellEnd"/>
+      <w:r>
+        <w:t xml:space="preserve"> I2C </w:t>
+      </w:r>
+      <w:proofErr w:type="spellStart"/>
+      <w:r>
         <w:t>ya</w:t>
       </w:r>
       <w:proofErr w:type="spellEnd"/>
       <w:r>
-        <w:t xml:space="preserve"> se </w:t>
-      </w:r>
-      <w:proofErr w:type="spellStart"/>
-      <w:r>
-        <w:t>hizo</w:t>
+        <w:t xml:space="preserve"> </w:t>
+      </w:r>
+      <w:proofErr w:type="spellStart"/>
+      <w:r>
+        <w:t>trae</w:t>
+      </w:r>
+      <w:proofErr w:type="spellEnd"/>
+      <w:r>
+        <w:t xml:space="preserve"> pull-ups (la </w:t>
+      </w:r>
+      <w:proofErr w:type="spellStart"/>
+      <w:r>
+        <w:t>mayoría</w:t>
+      </w:r>
+      <w:proofErr w:type="spellEnd"/>
+      <w:r>
+        <w:t xml:space="preserve"> los </w:t>
+      </w:r>
+      <w:proofErr w:type="spellStart"/>
+      <w:r>
+        <w:t>trae</w:t>
+      </w:r>
+      <w:proofErr w:type="spellEnd"/>
+      <w:r>
+        <w:t>).</w:t>
+      </w:r>
+    </w:p>
+    <w:p>
+      <w:pPr>
+        <w:pStyle w:val="Ttulo3"/>
+      </w:pPr>
+      <w:r>
+        <w:t xml:space="preserve">2.G </w:t>
+      </w:r>
+      <w:proofErr w:type="spellStart"/>
+      <w:r>
+        <w:t>Botones</w:t>
+      </w:r>
+      <w:proofErr w:type="spellEnd"/>
+      <w:r>
+        <w:t xml:space="preserve"> de la </w:t>
+      </w:r>
+      <w:proofErr w:type="spellStart"/>
+      <w:r>
+        <w:t>carcasa</w:t>
+      </w:r>
+      <w:proofErr w:type="spellEnd"/>
+      <w:r>
+        <w:t xml:space="preserve"> y </w:t>
+      </w:r>
+      <w:proofErr w:type="spellStart"/>
+      <w:r>
+        <w:t>reinicio</w:t>
+      </w:r>
+      <w:proofErr w:type="spellEnd"/>
+    </w:p>
+    <w:p>
+      <w:pPr>
+        <w:pStyle w:val="NormalWeb"/>
+      </w:pPr>
+      <w:r>
+        <w:t>Los tres botones de control van en la carcasa y cada uno se conecta a la PCB con un conector de 2 pines. Un pulsador no tiene polaridad, así que el cable se puede enchufar en cualquier sentido. SW_RESET se queda en la PCB a propósito.</w:t>
+      </w:r>
+    </w:p>
+    <w:p>
+      <w:pPr>
+        <w:numPr>
+          <w:ilvl w:val="0"/>
+          <w:numId w:val="25"/>
+        </w:numPr>
+        <w:spacing w:before="100" w:beforeAutospacing="1" w:after="100" w:afterAutospacing="1" w:line="240" w:lineRule="auto"/>
+      </w:pPr>
+      <w:r>
+        <w:t xml:space="preserve">El pin 1 de J_BTN_ON se </w:t>
+      </w:r>
+      <w:proofErr w:type="spellStart"/>
+      <w:r>
+        <w:t>conecta</w:t>
+      </w:r>
+      <w:proofErr w:type="spellEnd"/>
+      <w:r>
+        <w:t xml:space="preserve"> al pin D5 de U1 (net BTN_ON); </w:t>
+      </w:r>
+      <w:proofErr w:type="spellStart"/>
+      <w:r>
+        <w:t>su</w:t>
+      </w:r>
+      <w:proofErr w:type="spellEnd"/>
+      <w:r>
+        <w:t xml:space="preserve"> pin 2 se </w:t>
+      </w:r>
+      <w:proofErr w:type="spellStart"/>
+      <w:r>
+        <w:t>conecta</w:t>
+      </w:r>
+      <w:proofErr w:type="spellEnd"/>
+      <w:r>
+        <w:t xml:space="preserve"> a la net GND. </w:t>
+      </w:r>
+      <w:proofErr w:type="spellStart"/>
+      <w:r>
+        <w:t>Botón</w:t>
+      </w:r>
+      <w:proofErr w:type="spellEnd"/>
+      <w:r>
+        <w:t xml:space="preserve"> de panel ON/OFF: </w:t>
+      </w:r>
+      <w:proofErr w:type="spellStart"/>
+      <w:r>
+        <w:t>enciende</w:t>
+      </w:r>
+      <w:proofErr w:type="spellEnd"/>
+      <w:r>
+        <w:t xml:space="preserve"> y </w:t>
+      </w:r>
+      <w:proofErr w:type="spellStart"/>
+      <w:r>
+        <w:t>apaga</w:t>
+      </w:r>
+      <w:proofErr w:type="spellEnd"/>
+      <w:r>
+        <w:t xml:space="preserve"> el </w:t>
+      </w:r>
+      <w:proofErr w:type="spellStart"/>
+      <w:r>
+        <w:t>agitador</w:t>
+      </w:r>
+      <w:proofErr w:type="spellEnd"/>
+      <w:r>
+        <w:t>.</w:t>
+      </w:r>
+      <w:r>
+        <w:t xml:space="preserve"> (44. </w:t>
+      </w:r>
+      <w:proofErr w:type="spellStart"/>
+      <w:r>
+        <w:t>Listo</w:t>
+      </w:r>
+      <w:proofErr w:type="spellEnd"/>
+      <w:r>
+        <w:t>)</w:t>
+      </w:r>
+    </w:p>
+    <w:p>
+      <w:pPr>
+        <w:numPr>
+          <w:ilvl w:val="0"/>
+          <w:numId w:val="25"/>
+        </w:numPr>
+        <w:spacing w:before="100" w:beforeAutospacing="1" w:after="100" w:afterAutospacing="1" w:line="240" w:lineRule="auto"/>
+      </w:pPr>
+      <w:r>
+        <w:t xml:space="preserve">El pin 1 de J_BTN_REG se </w:t>
+      </w:r>
+      <w:proofErr w:type="spellStart"/>
+      <w:r>
+        <w:t>conecta</w:t>
+      </w:r>
+      <w:proofErr w:type="spellEnd"/>
+      <w:r>
+        <w:t xml:space="preserve"> al pin D6 de U1 (net BTN_REG); </w:t>
+      </w:r>
+      <w:proofErr w:type="spellStart"/>
+      <w:r>
+        <w:t>su</w:t>
+      </w:r>
+      <w:proofErr w:type="spellEnd"/>
+      <w:r>
+        <w:t xml:space="preserve"> pin 2 se </w:t>
+      </w:r>
+      <w:proofErr w:type="spellStart"/>
+      <w:r>
+        <w:t>conecta</w:t>
+      </w:r>
+      <w:proofErr w:type="spellEnd"/>
+      <w:r>
+        <w:t xml:space="preserve"> a la net GND. </w:t>
+      </w:r>
+      <w:proofErr w:type="spellStart"/>
+      <w:r>
+        <w:t>Botón</w:t>
+      </w:r>
+      <w:proofErr w:type="spellEnd"/>
+      <w:r>
+        <w:t xml:space="preserve"> de panel de </w:t>
+      </w:r>
+      <w:proofErr w:type="spellStart"/>
+      <w:r>
+        <w:t>regulación</w:t>
+      </w:r>
+      <w:proofErr w:type="spellEnd"/>
+      <w:r>
+        <w:t xml:space="preserve"> de </w:t>
+      </w:r>
+      <w:proofErr w:type="spellStart"/>
+      <w:r>
+        <w:t>velocidad</w:t>
+      </w:r>
+      <w:proofErr w:type="spellEnd"/>
+      <w:r>
+        <w:t>.</w:t>
+      </w:r>
+      <w:r>
+        <w:t xml:space="preserve"> (45. </w:t>
+      </w:r>
+      <w:proofErr w:type="spellStart"/>
+      <w:r>
+        <w:t>Listo</w:t>
+      </w:r>
+      <w:proofErr w:type="spellEnd"/>
+      <w:r>
+        <w:t>)</w:t>
+      </w:r>
+    </w:p>
+    <w:p>
+      <w:pPr>
+        <w:numPr>
+          <w:ilvl w:val="0"/>
+          <w:numId w:val="25"/>
+        </w:numPr>
+        <w:spacing w:before="100" w:beforeAutospacing="1" w:after="100" w:afterAutospacing="1" w:line="240" w:lineRule="auto"/>
+      </w:pPr>
+      <w:r>
+        <w:t xml:space="preserve">El pin 1 de J_BTN_NAV se </w:t>
+      </w:r>
+      <w:proofErr w:type="spellStart"/>
+      <w:r>
+        <w:t>conecta</w:t>
+      </w:r>
+      <w:proofErr w:type="spellEnd"/>
+      <w:r>
+        <w:t xml:space="preserve"> al pin D7 de U1 (net BTN_NAV); </w:t>
+      </w:r>
+      <w:proofErr w:type="spellStart"/>
+      <w:r>
+        <w:t>su</w:t>
+      </w:r>
+      <w:proofErr w:type="spellEnd"/>
+      <w:r>
+        <w:t xml:space="preserve"> pin 2 se </w:t>
+      </w:r>
+      <w:proofErr w:type="spellStart"/>
+      <w:r>
+        <w:t>conecta</w:t>
+      </w:r>
+      <w:proofErr w:type="spellEnd"/>
+      <w:r>
+        <w:t xml:space="preserve"> a la net GND. </w:t>
+      </w:r>
+      <w:proofErr w:type="spellStart"/>
+      <w:r>
+        <w:t>Botón</w:t>
+      </w:r>
+      <w:proofErr w:type="spellEnd"/>
+      <w:r>
+        <w:t xml:space="preserve"> de panel de </w:t>
+      </w:r>
+      <w:proofErr w:type="spellStart"/>
+      <w:r>
+        <w:t>navegación</w:t>
+      </w:r>
+      <w:proofErr w:type="spellEnd"/>
+      <w:r>
+        <w:t xml:space="preserve"> de </w:t>
+      </w:r>
+      <w:proofErr w:type="spellStart"/>
+      <w:r>
+        <w:t>menús</w:t>
+      </w:r>
+      <w:proofErr w:type="spellEnd"/>
+      <w:r>
+        <w:t xml:space="preserve"> (</w:t>
+      </w:r>
+      <w:proofErr w:type="spellStart"/>
+      <w:r>
+        <w:t>propuesta</w:t>
+      </w:r>
+      <w:proofErr w:type="spellEnd"/>
+      <w:r>
+        <w:t>).</w:t>
+      </w:r>
+      <w:r>
+        <w:t xml:space="preserve"> (46. </w:t>
+      </w:r>
+      <w:proofErr w:type="spellStart"/>
+      <w:r>
+        <w:t>Listo</w:t>
+      </w:r>
+      <w:proofErr w:type="spellEnd"/>
+      <w:r>
+        <w:t>)</w:t>
+      </w:r>
+    </w:p>
+    <w:p>
+      <w:pPr>
+        <w:numPr>
+          <w:ilvl w:val="0"/>
+          <w:numId w:val="25"/>
+        </w:numPr>
+        <w:spacing w:before="100" w:beforeAutospacing="1" w:after="100" w:afterAutospacing="1" w:line="240" w:lineRule="auto"/>
+      </w:pPr>
+      <w:r>
+        <w:t xml:space="preserve">C12 (100 </w:t>
+      </w:r>
+      <w:proofErr w:type="spellStart"/>
+      <w:r>
+        <w:t>nF</w:t>
+      </w:r>
+      <w:proofErr w:type="spellEnd"/>
+      <w:r>
+        <w:t xml:space="preserve">, </w:t>
+      </w:r>
+      <w:proofErr w:type="spellStart"/>
+      <w:r>
+        <w:t>opcional</w:t>
+      </w:r>
+      <w:proofErr w:type="spellEnd"/>
+      <w:r>
+        <w:t xml:space="preserve">): </w:t>
+      </w:r>
+      <w:proofErr w:type="spellStart"/>
+      <w:r>
+        <w:t>su</w:t>
+      </w:r>
+      <w:proofErr w:type="spellEnd"/>
+      <w:r>
+        <w:t xml:space="preserve"> pin 1 se </w:t>
+      </w:r>
+      <w:proofErr w:type="spellStart"/>
+      <w:r>
+        <w:t>conecta</w:t>
+      </w:r>
+      <w:proofErr w:type="spellEnd"/>
+      <w:r>
+        <w:t xml:space="preserve"> a la net BTN_ON y </w:t>
+      </w:r>
+      <w:proofErr w:type="spellStart"/>
+      <w:r>
+        <w:t>su</w:t>
+      </w:r>
+      <w:proofErr w:type="spellEnd"/>
+      <w:r>
+        <w:t xml:space="preserve"> pin 2 a la net GND, junto a J_BTN_ON.</w:t>
+      </w:r>
+      <w:r>
+        <w:t xml:space="preserve"> (47. </w:t>
+      </w:r>
+      <w:proofErr w:type="spellStart"/>
+      <w:r>
+        <w:t>Listo</w:t>
+      </w:r>
+      <w:proofErr w:type="spellEnd"/>
+      <w:r>
+        <w:t>)</w:t>
+      </w:r>
+    </w:p>
+    <w:p>
+      <w:pPr>
+        <w:numPr>
+          <w:ilvl w:val="0"/>
+          <w:numId w:val="25"/>
+        </w:numPr>
+        <w:spacing w:before="100" w:beforeAutospacing="1" w:after="100" w:afterAutospacing="1" w:line="240" w:lineRule="auto"/>
+      </w:pPr>
+      <w:r>
+        <w:t xml:space="preserve">C13 (100 </w:t>
+      </w:r>
+      <w:proofErr w:type="spellStart"/>
+      <w:r>
+        <w:t>nF</w:t>
+      </w:r>
+      <w:proofErr w:type="spellEnd"/>
+      <w:r>
+        <w:t xml:space="preserve">, </w:t>
+      </w:r>
+      <w:proofErr w:type="spellStart"/>
+      <w:r>
+        <w:t>opcional</w:t>
+      </w:r>
+      <w:proofErr w:type="spellEnd"/>
+      <w:r>
+        <w:t xml:space="preserve">): </w:t>
+      </w:r>
+      <w:proofErr w:type="spellStart"/>
+      <w:r>
+        <w:t>su</w:t>
+      </w:r>
+      <w:proofErr w:type="spellEnd"/>
+      <w:r>
+        <w:t xml:space="preserve"> pin 1 se </w:t>
+      </w:r>
+      <w:proofErr w:type="spellStart"/>
+      <w:r>
+        <w:t>conecta</w:t>
+      </w:r>
+      <w:proofErr w:type="spellEnd"/>
+      <w:r>
+        <w:t xml:space="preserve"> a la net BTN_REG y </w:t>
+      </w:r>
+      <w:proofErr w:type="spellStart"/>
+      <w:r>
+        <w:t>su</w:t>
+      </w:r>
+      <w:proofErr w:type="spellEnd"/>
+      <w:r>
+        <w:t xml:space="preserve"> pin 2 a la net GND, junto a J_BTN_REG.</w:t>
+      </w:r>
+      <w:r>
+        <w:t xml:space="preserve"> (48. </w:t>
+      </w:r>
+      <w:proofErr w:type="spellStart"/>
+      <w:r>
+        <w:t>Listo</w:t>
+      </w:r>
+      <w:proofErr w:type="spellEnd"/>
+      <w:r>
+        <w:t>)</w:t>
+      </w:r>
+    </w:p>
+    <w:p>
+      <w:pPr>
+        <w:numPr>
+          <w:ilvl w:val="0"/>
+          <w:numId w:val="25"/>
+        </w:numPr>
+        <w:spacing w:before="100" w:beforeAutospacing="1" w:after="100" w:afterAutospacing="1" w:line="240" w:lineRule="auto"/>
+      </w:pPr>
+      <w:r>
+        <w:t xml:space="preserve">C14 (100 </w:t>
+      </w:r>
+      <w:proofErr w:type="spellStart"/>
+      <w:r>
+        <w:t>nF</w:t>
+      </w:r>
+      <w:proofErr w:type="spellEnd"/>
+      <w:r>
+        <w:t xml:space="preserve">, </w:t>
+      </w:r>
+      <w:proofErr w:type="spellStart"/>
+      <w:r>
+        <w:t>opcional</w:t>
+      </w:r>
+      <w:proofErr w:type="spellEnd"/>
+      <w:r>
+        <w:t xml:space="preserve">): </w:t>
+      </w:r>
+      <w:proofErr w:type="spellStart"/>
+      <w:r>
+        <w:t>su</w:t>
+      </w:r>
+      <w:proofErr w:type="spellEnd"/>
+      <w:r>
+        <w:t xml:space="preserve"> pin 1 se </w:t>
+      </w:r>
+      <w:proofErr w:type="spellStart"/>
+      <w:r>
+        <w:t>conecta</w:t>
+      </w:r>
+      <w:proofErr w:type="spellEnd"/>
+      <w:r>
+        <w:t xml:space="preserve"> a la net BTN_NAV y </w:t>
+      </w:r>
+      <w:proofErr w:type="spellStart"/>
+      <w:r>
+        <w:t>su</w:t>
+      </w:r>
+      <w:proofErr w:type="spellEnd"/>
+      <w:r>
+        <w:t xml:space="preserve"> pin 2 a la net GND, junto a J_BTN_NAV.</w:t>
+      </w:r>
+      <w:r>
+        <w:t xml:space="preserve"> (49. </w:t>
+      </w:r>
+      <w:proofErr w:type="spellStart"/>
+      <w:r>
+        <w:t>Listo</w:t>
+      </w:r>
+      <w:proofErr w:type="spellEnd"/>
+      <w:r>
+        <w:t>)</w:t>
+      </w:r>
+    </w:p>
+    <w:p>
+      <w:pPr>
+        <w:numPr>
+          <w:ilvl w:val="0"/>
+          <w:numId w:val="25"/>
+        </w:numPr>
+        <w:spacing w:before="100" w:beforeAutospacing="1" w:after="100" w:afterAutospacing="1" w:line="240" w:lineRule="auto"/>
+      </w:pPr>
+      <w:r>
+        <w:t>El pin 1 de SW_RESET (</w:t>
+      </w:r>
+      <w:proofErr w:type="spellStart"/>
+      <w:r>
+        <w:t>pulsador</w:t>
       </w:r>
       <w:proofErr w:type="spellEnd"/>
       <w:r>
@@ -4927,10 +6881,628 @@
       </w:r>
       <w:proofErr w:type="spellEnd"/>
       <w:r>
+        <w:t xml:space="preserve"> la PCB) se </w:t>
+      </w:r>
+      <w:proofErr w:type="spellStart"/>
+      <w:r>
+        <w:t>conecta</w:t>
+      </w:r>
+      <w:proofErr w:type="spellEnd"/>
+      <w:r>
+        <w:t xml:space="preserve"> al pin ~RESET de U1 (net RESET); </w:t>
+      </w:r>
+      <w:proofErr w:type="spellStart"/>
+      <w:r>
+        <w:t>su</w:t>
+      </w:r>
+      <w:proofErr w:type="spellEnd"/>
+      <w:r>
+        <w:t xml:space="preserve"> pin 2 se </w:t>
+      </w:r>
+      <w:proofErr w:type="spellStart"/>
+      <w:r>
+        <w:t>conecta</w:t>
+      </w:r>
+      <w:proofErr w:type="spellEnd"/>
+      <w:r>
+        <w:t xml:space="preserve"> a la net GND. </w:t>
+      </w:r>
+      <w:proofErr w:type="spellStart"/>
+      <w:r>
+        <w:t>Reinicio</w:t>
+      </w:r>
+      <w:proofErr w:type="spellEnd"/>
+      <w:r>
+        <w:t xml:space="preserve"> manual para </w:t>
+      </w:r>
+      <w:proofErr w:type="spellStart"/>
+      <w:r>
+        <w:t>mantenimiento</w:t>
+      </w:r>
+      <w:proofErr w:type="spellEnd"/>
+      <w:r>
+        <w:t>.</w:t>
+      </w:r>
+      <w:r>
+        <w:t xml:space="preserve"> (50. </w:t>
+      </w:r>
+      <w:proofErr w:type="spellStart"/>
+      <w:r>
+        <w:t>Listo</w:t>
+      </w:r>
+      <w:proofErr w:type="spellEnd"/>
+      <w:r>
+        <w:t xml:space="preserve"> (</w:t>
+      </w:r>
+      <w:proofErr w:type="spellStart"/>
+      <w:r>
+        <w:t>recordar</w:t>
+      </w:r>
+      <w:proofErr w:type="spellEnd"/>
+      <w:r>
+        <w:t xml:space="preserve"> que se </w:t>
+      </w:r>
+      <w:proofErr w:type="spellStart"/>
+      <w:r>
+        <w:t>decidió</w:t>
+      </w:r>
+      <w:proofErr w:type="spellEnd"/>
+      <w:r>
+        <w:t xml:space="preserve"> </w:t>
+      </w:r>
+      <w:proofErr w:type="spellStart"/>
+      <w:r>
+        <w:t>ocupar</w:t>
+      </w:r>
+      <w:proofErr w:type="spellEnd"/>
+      <w:r>
+        <w:t xml:space="preserve"> un modulo </w:t>
+      </w:r>
+      <w:proofErr w:type="spellStart"/>
+      <w:r>
+        <w:t>en</w:t>
+      </w:r>
+      <w:proofErr w:type="spellEnd"/>
+      <w:r>
+        <w:t xml:space="preserve"> </w:t>
+      </w:r>
+      <w:proofErr w:type="spellStart"/>
+      <w:r>
+        <w:t>vez</w:t>
+      </w:r>
+      <w:proofErr w:type="spellEnd"/>
+      <w:r>
+        <w:t xml:space="preserve"> del switch </w:t>
+      </w:r>
+      <w:proofErr w:type="spellStart"/>
+      <w:r>
+        <w:t>directo</w:t>
+      </w:r>
+      <w:proofErr w:type="spellEnd"/>
+      <w:r>
+        <w:t>))</w:t>
+      </w:r>
+    </w:p>
+    <w:p>
+      <w:pPr>
+        <w:numPr>
+          <w:ilvl w:val="0"/>
+          <w:numId w:val="25"/>
+        </w:numPr>
+        <w:spacing w:before="100" w:beforeAutospacing="1" w:after="100" w:afterAutospacing="1" w:line="240" w:lineRule="auto"/>
+      </w:pPr>
+      <w:proofErr w:type="spellStart"/>
+      <w:r>
+        <w:t>Ninguno</w:t>
+      </w:r>
+      <w:proofErr w:type="spellEnd"/>
+      <w:r>
+        <w:t xml:space="preserve"> de los </w:t>
+      </w:r>
+      <w:proofErr w:type="spellStart"/>
+      <w:r>
+        <w:t>botones</w:t>
+      </w:r>
+      <w:proofErr w:type="spellEnd"/>
+      <w:r>
+        <w:t xml:space="preserve"> </w:t>
+      </w:r>
+      <w:proofErr w:type="spellStart"/>
+      <w:r>
+        <w:t>lleva</w:t>
+      </w:r>
+      <w:proofErr w:type="spellEnd"/>
+      <w:r>
+        <w:t xml:space="preserve"> </w:t>
+      </w:r>
+      <w:proofErr w:type="spellStart"/>
+      <w:r>
+        <w:t>resistencia</w:t>
+      </w:r>
+      <w:proofErr w:type="spellEnd"/>
+      <w:r>
+        <w:t xml:space="preserve"> externa: el firmware </w:t>
+      </w:r>
+      <w:proofErr w:type="spellStart"/>
+      <w:r>
+        <w:t>activa</w:t>
+      </w:r>
+      <w:proofErr w:type="spellEnd"/>
+      <w:r>
+        <w:t xml:space="preserve"> los pull-up </w:t>
+      </w:r>
+      <w:proofErr w:type="spellStart"/>
+      <w:r>
+        <w:t>internos</w:t>
+      </w:r>
+      <w:proofErr w:type="spellEnd"/>
+      <w:r>
+        <w:t xml:space="preserve"> (INPUT_PULLUP) </w:t>
+      </w:r>
+      <w:proofErr w:type="spellStart"/>
+      <w:r>
+        <w:t>en</w:t>
+      </w:r>
+      <w:proofErr w:type="spellEnd"/>
+      <w:r>
+        <w:t xml:space="preserve"> D5, D6 y D7, y filtra los </w:t>
+      </w:r>
+      <w:proofErr w:type="spellStart"/>
+      <w:r>
+        <w:t>rebotes</w:t>
+      </w:r>
+      <w:proofErr w:type="spellEnd"/>
+      <w:r>
+        <w:t xml:space="preserve"> por software.</w:t>
+      </w:r>
+    </w:p>
+    <w:p>
+      <w:pPr>
+        <w:pStyle w:val="NormalWeb"/>
+      </w:pPr>
+      <w:r>
+        <w:t>Cableado de los botones de la carcasa:</w:t>
+      </w:r>
+    </w:p>
+    <w:p>
+      <w:pPr>
+        <w:numPr>
+          <w:ilvl w:val="0"/>
+          <w:numId w:val="26"/>
+        </w:numPr>
+        <w:spacing w:before="100" w:beforeAutospacing="1" w:after="100" w:afterAutospacing="1" w:line="240" w:lineRule="auto"/>
+      </w:pPr>
+      <w:proofErr w:type="spellStart"/>
+      <w:r>
+        <w:t>Usa</w:t>
+      </w:r>
+      <w:proofErr w:type="spellEnd"/>
+      <w:r>
+        <w:t xml:space="preserve"> </w:t>
+      </w:r>
+      <w:proofErr w:type="spellStart"/>
+      <w:r>
+        <w:t>pulsadores</w:t>
+      </w:r>
+      <w:proofErr w:type="spellEnd"/>
+      <w:r>
+        <w:t xml:space="preserve"> de panel </w:t>
+      </w:r>
+      <w:proofErr w:type="spellStart"/>
+      <w:r>
+        <w:t>normalmente</w:t>
+      </w:r>
+      <w:proofErr w:type="spellEnd"/>
+      <w:r>
+        <w:t xml:space="preserve"> </w:t>
+      </w:r>
+      <w:proofErr w:type="spellStart"/>
+      <w:r>
+        <w:t>abiertos</w:t>
+      </w:r>
+      <w:proofErr w:type="spellEnd"/>
+      <w:r>
+        <w:t xml:space="preserve"> y de </w:t>
+      </w:r>
+      <w:proofErr w:type="spellStart"/>
+      <w:r>
+        <w:t>contacto</w:t>
+      </w:r>
+      <w:proofErr w:type="spellEnd"/>
+      <w:r>
+        <w:t xml:space="preserve"> </w:t>
+      </w:r>
+      <w:proofErr w:type="spellStart"/>
+      <w:r>
+        <w:t>momentáneo</w:t>
+      </w:r>
+      <w:proofErr w:type="spellEnd"/>
+      <w:r>
+        <w:t xml:space="preserve">, de 12 a 16 mm, de </w:t>
+      </w:r>
+      <w:proofErr w:type="spellStart"/>
+      <w:r>
+        <w:t>preferencia</w:t>
+      </w:r>
+      <w:proofErr w:type="spellEnd"/>
+      <w:r>
+        <w:t xml:space="preserve"> </w:t>
+      </w:r>
+      <w:proofErr w:type="spellStart"/>
+      <w:r>
+        <w:t>sellados</w:t>
+      </w:r>
+      <w:proofErr w:type="spellEnd"/>
+      <w:r>
+        <w:t xml:space="preserve"> contra </w:t>
+      </w:r>
+      <w:proofErr w:type="spellStart"/>
+      <w:r>
+        <w:t>salpicaduras</w:t>
+      </w:r>
+      <w:proofErr w:type="spellEnd"/>
+      <w:r>
+        <w:t xml:space="preserve"> (IP65 o superior), </w:t>
+      </w:r>
+      <w:proofErr w:type="spellStart"/>
+      <w:r>
+        <w:t>porque</w:t>
+      </w:r>
+      <w:proofErr w:type="spellEnd"/>
+      <w:r>
+        <w:t xml:space="preserve"> el </w:t>
+      </w:r>
+      <w:proofErr w:type="spellStart"/>
+      <w:r>
+        <w:t>biorreactor</w:t>
+      </w:r>
+      <w:proofErr w:type="spellEnd"/>
+      <w:r>
+        <w:t xml:space="preserve"> </w:t>
+      </w:r>
+      <w:proofErr w:type="spellStart"/>
+      <w:r>
+        <w:t>trabaja</w:t>
+      </w:r>
+      <w:proofErr w:type="spellEnd"/>
+      <w:r>
+        <w:t xml:space="preserve"> con </w:t>
+      </w:r>
+      <w:proofErr w:type="spellStart"/>
+      <w:r>
+        <w:t>líquidos</w:t>
+      </w:r>
+      <w:proofErr w:type="spellEnd"/>
+      <w:r>
+        <w:t xml:space="preserve"> y se </w:t>
+      </w:r>
+      <w:proofErr w:type="spellStart"/>
+      <w:r>
+        <w:t>limpia</w:t>
+      </w:r>
+      <w:proofErr w:type="spellEnd"/>
+      <w:r>
+        <w:t xml:space="preserve"> con </w:t>
+      </w:r>
+      <w:proofErr w:type="spellStart"/>
+      <w:r>
+        <w:t>desinfectantes</w:t>
+      </w:r>
+      <w:proofErr w:type="spellEnd"/>
+      <w:r>
+        <w:t>.</w:t>
+      </w:r>
+    </w:p>
+    <w:p>
+      <w:pPr>
+        <w:numPr>
+          <w:ilvl w:val="0"/>
+          <w:numId w:val="26"/>
+        </w:numPr>
+        <w:spacing w:before="100" w:beforeAutospacing="1" w:after="100" w:afterAutospacing="1" w:line="240" w:lineRule="auto"/>
+      </w:pPr>
+      <w:proofErr w:type="spellStart"/>
+      <w:r>
+        <w:t>Cada</w:t>
+      </w:r>
+      <w:proofErr w:type="spellEnd"/>
+      <w:r>
+        <w:t xml:space="preserve"> </w:t>
+      </w:r>
+      <w:proofErr w:type="spellStart"/>
+      <w:r>
+        <w:t>botón</w:t>
+      </w:r>
+      <w:proofErr w:type="spellEnd"/>
+      <w:r>
+        <w:t xml:space="preserve"> </w:t>
+      </w:r>
+      <w:proofErr w:type="spellStart"/>
+      <w:r>
+        <w:t>va</w:t>
+      </w:r>
+      <w:proofErr w:type="spellEnd"/>
+      <w:r>
+        <w:t xml:space="preserve"> con un par de cables que </w:t>
+      </w:r>
+      <w:proofErr w:type="spellStart"/>
+      <w:r>
+        <w:t>termina</w:t>
+      </w:r>
+      <w:proofErr w:type="spellEnd"/>
+      <w:r>
+        <w:t xml:space="preserve"> </w:t>
+      </w:r>
+      <w:proofErr w:type="spellStart"/>
+      <w:r>
+        <w:t>en</w:t>
+      </w:r>
+      <w:proofErr w:type="spellEnd"/>
+      <w:r>
         <w:t xml:space="preserve"> un </w:t>
       </w:r>
       <w:proofErr w:type="spellStart"/>
       <w:r>
+        <w:t>conector</w:t>
+      </w:r>
+      <w:proofErr w:type="spellEnd"/>
+      <w:r>
+        <w:t xml:space="preserve"> hembra de 2 pines para </w:t>
+      </w:r>
+      <w:proofErr w:type="spellStart"/>
+      <w:r>
+        <w:t>su</w:t>
+      </w:r>
+      <w:proofErr w:type="spellEnd"/>
+      <w:r>
+        <w:t xml:space="preserve"> J_BTN. </w:t>
+      </w:r>
+      <w:proofErr w:type="spellStart"/>
+      <w:r>
+        <w:t>Mantén</w:t>
+      </w:r>
+      <w:proofErr w:type="spellEnd"/>
+      <w:r>
+        <w:t xml:space="preserve"> los cables </w:t>
+      </w:r>
+      <w:proofErr w:type="spellStart"/>
+      <w:r>
+        <w:t>cortos</w:t>
+      </w:r>
+      <w:proofErr w:type="spellEnd"/>
+      <w:r>
+        <w:t xml:space="preserve"> (</w:t>
+      </w:r>
+      <w:proofErr w:type="spellStart"/>
+      <w:r>
+        <w:t>idealmente</w:t>
+      </w:r>
+      <w:proofErr w:type="spellEnd"/>
+      <w:r>
+        <w:t xml:space="preserve"> 30 cm o </w:t>
+      </w:r>
+      <w:proofErr w:type="spellStart"/>
+      <w:r>
+        <w:t>menos</w:t>
+      </w:r>
+      <w:proofErr w:type="spellEnd"/>
+      <w:r>
+        <w:t xml:space="preserve">), </w:t>
+      </w:r>
+      <w:proofErr w:type="spellStart"/>
+      <w:r>
+        <w:t>trenzados</w:t>
+      </w:r>
+      <w:proofErr w:type="spellEnd"/>
+      <w:r>
+        <w:t xml:space="preserve"> y </w:t>
+      </w:r>
+      <w:proofErr w:type="spellStart"/>
+      <w:r>
+        <w:t>lejos</w:t>
+      </w:r>
+      <w:proofErr w:type="spellEnd"/>
+      <w:r>
+        <w:t xml:space="preserve"> del cable del motor.</w:t>
+      </w:r>
+    </w:p>
+    <w:p>
+      <w:pPr>
+        <w:numPr>
+          <w:ilvl w:val="0"/>
+          <w:numId w:val="26"/>
+        </w:numPr>
+        <w:spacing w:before="100" w:beforeAutospacing="1" w:after="100" w:afterAutospacing="1" w:line="240" w:lineRule="auto"/>
+      </w:pPr>
+      <w:r>
+        <w:t xml:space="preserve">Si </w:t>
+      </w:r>
+      <w:proofErr w:type="spellStart"/>
+      <w:r>
+        <w:t>aparecen</w:t>
+      </w:r>
+      <w:proofErr w:type="spellEnd"/>
+      <w:r>
+        <w:t xml:space="preserve"> </w:t>
+      </w:r>
+      <w:proofErr w:type="spellStart"/>
+      <w:r>
+        <w:t>pulsaciones</w:t>
+      </w:r>
+      <w:proofErr w:type="spellEnd"/>
+      <w:r>
+        <w:t xml:space="preserve"> falsas por el </w:t>
+      </w:r>
+      <w:proofErr w:type="spellStart"/>
+      <w:r>
+        <w:t>ruido</w:t>
+      </w:r>
+      <w:proofErr w:type="spellEnd"/>
+      <w:r>
+        <w:t xml:space="preserve"> del motor, </w:t>
+      </w:r>
+      <w:proofErr w:type="spellStart"/>
+      <w:r>
+        <w:t>monta</w:t>
+      </w:r>
+      <w:proofErr w:type="spellEnd"/>
+      <w:r>
+        <w:t xml:space="preserve"> los </w:t>
+      </w:r>
+      <w:proofErr w:type="spellStart"/>
+      <w:r>
+        <w:t>condensadores</w:t>
+      </w:r>
+      <w:proofErr w:type="spellEnd"/>
+      <w:r>
+        <w:t xml:space="preserve"> C12 a C14 junto a </w:t>
+      </w:r>
+      <w:proofErr w:type="spellStart"/>
+      <w:r>
+        <w:t>cada</w:t>
+      </w:r>
+      <w:proofErr w:type="spellEnd"/>
+      <w:r>
+        <w:t xml:space="preserve"> </w:t>
+      </w:r>
+      <w:proofErr w:type="spellStart"/>
+      <w:r>
+        <w:t>conector</w:t>
+      </w:r>
+      <w:proofErr w:type="spellEnd"/>
+      <w:r>
+        <w:t xml:space="preserve"> o </w:t>
+      </w:r>
+      <w:proofErr w:type="spellStart"/>
+      <w:r>
+        <w:t>refuerza</w:t>
+      </w:r>
+      <w:proofErr w:type="spellEnd"/>
+      <w:r>
+        <w:t xml:space="preserve"> el </w:t>
+      </w:r>
+      <w:proofErr w:type="spellStart"/>
+      <w:r>
+        <w:t>filtro</w:t>
+      </w:r>
+      <w:proofErr w:type="spellEnd"/>
+      <w:r>
+        <w:t xml:space="preserve"> de </w:t>
+      </w:r>
+      <w:proofErr w:type="spellStart"/>
+      <w:r>
+        <w:t>rebotes</w:t>
+      </w:r>
+      <w:proofErr w:type="spellEnd"/>
+      <w:r>
+        <w:t xml:space="preserve"> por software.</w:t>
+      </w:r>
+    </w:p>
+    <w:p>
+      <w:pPr>
+        <w:numPr>
+          <w:ilvl w:val="0"/>
+          <w:numId w:val="26"/>
+        </w:numPr>
+        <w:spacing w:before="100" w:beforeAutospacing="1" w:after="100" w:afterAutospacing="1" w:line="240" w:lineRule="auto"/>
+      </w:pPr>
+      <w:r>
+        <w:t xml:space="preserve">Rotula </w:t>
+      </w:r>
+      <w:proofErr w:type="spellStart"/>
+      <w:r>
+        <w:t>cada</w:t>
+      </w:r>
+      <w:proofErr w:type="spellEnd"/>
+      <w:r>
+        <w:t xml:space="preserve"> </w:t>
+      </w:r>
+      <w:proofErr w:type="spellStart"/>
+      <w:r>
+        <w:t>conector</w:t>
+      </w:r>
+      <w:proofErr w:type="spellEnd"/>
+      <w:r>
+        <w:t xml:space="preserve"> </w:t>
+      </w:r>
+      <w:proofErr w:type="spellStart"/>
+      <w:r>
+        <w:t>en</w:t>
+      </w:r>
+      <w:proofErr w:type="spellEnd"/>
+      <w:r>
+        <w:t xml:space="preserve"> la </w:t>
+      </w:r>
+      <w:proofErr w:type="spellStart"/>
+      <w:r>
+        <w:t>serigrafía</w:t>
+      </w:r>
+      <w:proofErr w:type="spellEnd"/>
+      <w:r>
+        <w:t xml:space="preserve"> (BTN ON, BTN REG, BTN NAV).</w:t>
+      </w:r>
+    </w:p>
+    <w:p>
+      <w:pPr>
+        <w:pStyle w:val="Ttulo3"/>
+      </w:pPr>
+      <w:r>
+        <w:t xml:space="preserve">2.H </w:t>
+      </w:r>
+      <w:proofErr w:type="spellStart"/>
+      <w:r>
+        <w:t>Alarma</w:t>
+      </w:r>
+      <w:proofErr w:type="spellEnd"/>
+    </w:p>
+    <w:p>
+      <w:pPr>
+        <w:pStyle w:val="Prrafodelista"/>
+        <w:numPr>
+          <w:ilvl w:val="0"/>
+          <w:numId w:val="18"/>
+        </w:numPr>
+      </w:pPr>
+      <w:r>
+        <w:t xml:space="preserve">El pin D8 de U1 se </w:t>
+      </w:r>
+      <w:proofErr w:type="spellStart"/>
+      <w:r>
+        <w:t>conecta</w:t>
+      </w:r>
+      <w:proofErr w:type="spellEnd"/>
+      <w:r>
+        <w:t xml:space="preserve"> al pin 1 de R7 (1 </w:t>
+      </w:r>
+      <w:proofErr w:type="spellStart"/>
+      <w:r>
+        <w:t>kΩ</w:t>
+      </w:r>
+      <w:proofErr w:type="spellEnd"/>
+      <w:r>
+        <w:t>) (net ALARM_CTRL).</w:t>
+      </w:r>
+      <w:r>
+        <w:t xml:space="preserve"> (</w:t>
+      </w:r>
+      <w:proofErr w:type="spellStart"/>
+      <w:r>
+        <w:t>realizado</w:t>
+      </w:r>
+      <w:proofErr w:type="spellEnd"/>
+      <w:r>
+        <w:t xml:space="preserve"> </w:t>
+      </w:r>
+      <w:proofErr w:type="spellStart"/>
+      <w:r>
+        <w:t>en</w:t>
+      </w:r>
+      <w:proofErr w:type="spellEnd"/>
+      <w:r>
+        <w:t xml:space="preserve"> </w:t>
+      </w:r>
+      <w:proofErr w:type="spellStart"/>
+      <w:r>
         <w:t>paso</w:t>
       </w:r>
       <w:proofErr w:type="spellEnd"/>
@@ -4951,11 +7523,11 @@
         <w:pStyle w:val="Prrafodelista"/>
         <w:numPr>
           <w:ilvl w:val="0"/>
-          <w:numId w:val="14"/>
-        </w:numPr>
-      </w:pPr>
-      <w:r>
-        <w:t xml:space="preserve">El pin 3 de J_TEMP se </w:t>
+          <w:numId w:val="18"/>
+        </w:numPr>
+      </w:pPr>
+      <w:r>
+        <w:t xml:space="preserve">El pin 2 de R7 se </w:t>
       </w:r>
       <w:proofErr w:type="spellStart"/>
       <w:r>
@@ -4963,12 +7535,61 @@
       </w:r>
       <w:proofErr w:type="spellEnd"/>
       <w:r>
+        <w:t xml:space="preserve"> al pin 1 (G) de Q2 (BSS138) y al pin 1 de R8 (net ALARM_GATE).</w:t>
+      </w:r>
+      <w:r>
+        <w:t xml:space="preserve"> (51</w:t>
+      </w:r>
+      <w:proofErr w:type="gramStart"/>
+      <w:r>
+        <w:t xml:space="preserve">. </w:t>
+      </w:r>
+      <w:proofErr w:type="spellStart"/>
+      <w:proofErr w:type="gramEnd"/>
+      <w:r>
+        <w:t>Listo</w:t>
+      </w:r>
+      <w:proofErr w:type="spellEnd"/>
+      <w:r>
+        <w:t>)</w:t>
+      </w:r>
+    </w:p>
+    <w:p>
+      <w:pPr>
+        <w:pStyle w:val="Prrafodelista"/>
+        <w:numPr>
+          <w:ilvl w:val="0"/>
+          <w:numId w:val="18"/>
+        </w:numPr>
+      </w:pPr>
+      <w:r>
+        <w:t xml:space="preserve">El pin 2 de R8 (10 </w:t>
+      </w:r>
+      <w:proofErr w:type="spellStart"/>
+      <w:r>
+        <w:t>kΩ</w:t>
+      </w:r>
+      <w:proofErr w:type="spellEnd"/>
+      <w:r>
+        <w:t xml:space="preserve">, pull-down) se </w:t>
+      </w:r>
+      <w:proofErr w:type="spellStart"/>
+      <w:r>
+        <w:t>conecta</w:t>
+      </w:r>
+      <w:proofErr w:type="spellEnd"/>
+      <w:r>
         <w:t xml:space="preserve"> a la net GND.</w:t>
       </w:r>
       <w:r>
-        <w:t xml:space="preserve"> (35. </w:t>
-      </w:r>
-      <w:proofErr w:type="spellStart"/>
+        <w:t xml:space="preserve"> (52</w:t>
+      </w:r>
+      <w:proofErr w:type="gramStart"/>
+      <w:r>
+        <w:t xml:space="preserve">. </w:t>
+      </w:r>
+      <w:proofErr w:type="spellStart"/>
+      <w:proofErr w:type="gramEnd"/>
       <w:r>
         <w:t>Listo</w:t>
       </w:r>
@@ -4982,31 +7603,177 @@
         <w:pStyle w:val="Prrafodelista"/>
         <w:numPr>
           <w:ilvl w:val="0"/>
-          <w:numId w:val="14"/>
-        </w:numPr>
-      </w:pPr>
-      <w:r>
-        <w:t xml:space="preserve">El pin 1 de R5 (4,7 </w:t>
-      </w:r>
-      <w:proofErr w:type="spellStart"/>
-      <w:r>
-        <w:t>kΩ</w:t>
-      </w:r>
-      <w:proofErr w:type="spellEnd"/>
-      <w:r>
-        <w:t xml:space="preserve">, pull-up </w:t>
-      </w:r>
-      <w:proofErr w:type="spellStart"/>
-      <w:r>
-        <w:t>obligatorio</w:t>
-      </w:r>
-      <w:proofErr w:type="spellEnd"/>
-      <w:r>
-        <w:t xml:space="preserve"> del bus </w:t>
-      </w:r>
-      <w:proofErr w:type="spellStart"/>
-      <w:r>
-        <w:t>OneWire</w:t>
+          <w:numId w:val="18"/>
+        </w:numPr>
+      </w:pPr>
+      <w:r>
+        <w:t xml:space="preserve">El pin 2 (S) de Q2 se </w:t>
+      </w:r>
+      <w:proofErr w:type="spellStart"/>
+      <w:r>
+        <w:t>conecta</w:t>
+      </w:r>
+      <w:proofErr w:type="spellEnd"/>
+      <w:r>
+        <w:t xml:space="preserve"> a la net GND.</w:t>
+      </w:r>
+      <w:r>
+        <w:t xml:space="preserve"> (53</w:t>
+      </w:r>
+      <w:proofErr w:type="gramStart"/>
+      <w:r>
+        <w:t xml:space="preserve">. </w:t>
+      </w:r>
+      <w:proofErr w:type="spellStart"/>
+      <w:proofErr w:type="gramEnd"/>
+      <w:r>
+        <w:t>Listo</w:t>
+      </w:r>
+      <w:proofErr w:type="spellEnd"/>
+      <w:r>
+        <w:t>)</w:t>
+      </w:r>
+    </w:p>
+    <w:p>
+      <w:pPr>
+        <w:pStyle w:val="Prrafodelista"/>
+        <w:numPr>
+          <w:ilvl w:val="0"/>
+          <w:numId w:val="18"/>
+        </w:numPr>
+      </w:pPr>
+      <w:r>
+        <w:t xml:space="preserve">El pin 3 (D) de Q2 se </w:t>
+      </w:r>
+      <w:proofErr w:type="spellStart"/>
+      <w:r>
+        <w:t>conecta</w:t>
+      </w:r>
+      <w:proofErr w:type="spellEnd"/>
+      <w:r>
+        <w:t xml:space="preserve"> al pin 2 de J_ALARM y al pin 2 (</w:t>
+      </w:r>
+      <w:proofErr w:type="spellStart"/>
+      <w:r>
+        <w:t>ánodo</w:t>
+      </w:r>
+      <w:proofErr w:type="spellEnd"/>
+      <w:r>
+        <w:t>) de D3 (net ALARM-).</w:t>
+      </w:r>
+      <w:r>
+        <w:t xml:space="preserve"> (54. </w:t>
+      </w:r>
+      <w:proofErr w:type="spellStart"/>
+      <w:r>
+        <w:t>Listo</w:t>
+      </w:r>
+      <w:proofErr w:type="spellEnd"/>
+      <w:r>
+        <w:t>)</w:t>
+      </w:r>
+    </w:p>
+    <w:p>
+      <w:pPr>
+        <w:pStyle w:val="Prrafodelista"/>
+        <w:numPr>
+          <w:ilvl w:val="0"/>
+          <w:numId w:val="18"/>
+        </w:numPr>
+      </w:pPr>
+      <w:r>
+        <w:t xml:space="preserve">El pin 1 de J_ALARM (buzzer </w:t>
+      </w:r>
+      <w:proofErr w:type="spellStart"/>
+      <w:r>
+        <w:t>activo</w:t>
+      </w:r>
+      <w:proofErr w:type="spellEnd"/>
+      <w:r>
+        <w:t xml:space="preserve"> de 5 V, </w:t>
+      </w:r>
+      <w:proofErr w:type="spellStart"/>
+      <w:r>
+        <w:t>conector</w:t>
+      </w:r>
+      <w:proofErr w:type="spellEnd"/>
+      <w:r>
+        <w:t xml:space="preserve"> de 2 pines) se </w:t>
+      </w:r>
+      <w:proofErr w:type="spellStart"/>
+      <w:r>
+        <w:t>conecta</w:t>
+      </w:r>
+      <w:proofErr w:type="spellEnd"/>
+      <w:r>
+        <w:t xml:space="preserve"> a la net +5V.</w:t>
+      </w:r>
+      <w:r>
+        <w:t xml:space="preserve"> (55. </w:t>
+      </w:r>
+      <w:proofErr w:type="spellStart"/>
+      <w:r>
+        <w:t>Listo</w:t>
+      </w:r>
+      <w:proofErr w:type="spellEnd"/>
+      <w:r>
+        <w:t>)</w:t>
+      </w:r>
+    </w:p>
+    <w:p>
+      <w:pPr>
+        <w:pStyle w:val="Prrafodelista"/>
+        <w:numPr>
+          <w:ilvl w:val="0"/>
+          <w:numId w:val="18"/>
+        </w:numPr>
+      </w:pPr>
+      <w:r>
+        <w:t>El pin 1 (</w:t>
+      </w:r>
+      <w:proofErr w:type="spellStart"/>
+      <w:r>
+        <w:t>cátodo</w:t>
+      </w:r>
+      <w:proofErr w:type="spellEnd"/>
+      <w:r>
+        <w:t xml:space="preserve">) de D3 (1N5819, </w:t>
+      </w:r>
+      <w:proofErr w:type="spellStart"/>
+      <w:r>
+        <w:t>rueda</w:t>
+      </w:r>
+      <w:proofErr w:type="spellEnd"/>
+      <w:r>
+        <w:t xml:space="preserve"> libre para </w:t>
+      </w:r>
+      <w:proofErr w:type="spellStart"/>
+      <w:r>
+        <w:t>zumbadores</w:t>
+      </w:r>
+      <w:proofErr w:type="spellEnd"/>
+      <w:r>
+        <w:t xml:space="preserve"> </w:t>
+      </w:r>
+      <w:proofErr w:type="spellStart"/>
+      <w:r>
+        <w:t>magnéticos</w:t>
+      </w:r>
+      <w:proofErr w:type="spellEnd"/>
+      <w:r>
+        <w:t xml:space="preserve">; </w:t>
+      </w:r>
+      <w:proofErr w:type="spellStart"/>
+      <w:r>
+        <w:t>inofensivo</w:t>
+      </w:r>
+      <w:proofErr w:type="spellEnd"/>
+      <w:r>
+        <w:t xml:space="preserve"> con </w:t>
+      </w:r>
+      <w:proofErr w:type="spellStart"/>
+      <w:r>
+        <w:t>piezoeléctricos</w:t>
       </w:r>
       <w:proofErr w:type="spellEnd"/>
       <w:r>
@@ -5021,2302 +7788,10 @@
         <w:t xml:space="preserve"> a la net +5V.</w:t>
       </w:r>
       <w:r>
-        <w:t xml:space="preserve"> </w:t>
-      </w:r>
-      <w:r>
-        <w:t>(36</w:t>
-      </w:r>
-      <w:proofErr w:type="gramStart"/>
-      <w:r>
-        <w:t xml:space="preserve">. </w:t>
-      </w:r>
-      <w:proofErr w:type="spellStart"/>
-      <w:proofErr w:type="gramEnd"/>
-      <w:r>
-        <w:t>Listo</w:t>
-      </w:r>
-      <w:proofErr w:type="spellEnd"/>
-      <w:r>
-        <w:t>)</w:t>
-      </w:r>
-    </w:p>
-    <w:p>
-      <w:pPr>
-        <w:pStyle w:val="Prrafodelista"/>
-        <w:numPr>
-          <w:ilvl w:val="0"/>
-          <w:numId w:val="14"/>
-        </w:numPr>
-      </w:pPr>
-      <w:r>
-        <w:t xml:space="preserve">El pin 1 de J_RPM (sensor Hall de </w:t>
-      </w:r>
-      <w:proofErr w:type="spellStart"/>
-      <w:r>
-        <w:t>velocidad</w:t>
-      </w:r>
-      <w:proofErr w:type="spellEnd"/>
-      <w:r>
-        <w:t xml:space="preserve">) se </w:t>
-      </w:r>
-      <w:proofErr w:type="spellStart"/>
-      <w:r>
-        <w:t>conecta</w:t>
-      </w:r>
-      <w:proofErr w:type="spellEnd"/>
-      <w:r>
-        <w:t xml:space="preserve"> a la net +5V.</w:t>
-      </w:r>
-      <w:r>
-        <w:t xml:space="preserve"> (37. </w:t>
-      </w:r>
-      <w:proofErr w:type="spellStart"/>
-      <w:r>
-        <w:t>Listo</w:t>
-      </w:r>
-      <w:proofErr w:type="spellEnd"/>
-      <w:r>
-        <w:t>)</w:t>
-      </w:r>
-    </w:p>
-    <w:p>
-      <w:pPr>
-        <w:pStyle w:val="Prrafodelista"/>
-        <w:numPr>
-          <w:ilvl w:val="0"/>
-          <w:numId w:val="14"/>
-        </w:numPr>
-      </w:pPr>
-      <w:r>
-        <w:t xml:space="preserve">El pin 2 de J_RPM se </w:t>
-      </w:r>
-      <w:proofErr w:type="spellStart"/>
-      <w:r>
-        <w:t>conecta</w:t>
-      </w:r>
-      <w:proofErr w:type="spellEnd"/>
-      <w:r>
-        <w:t xml:space="preserve"> al pin D2 de U1 y al pin 2 de R6 (net RPM_SIGNAL).</w:t>
-      </w:r>
-      <w:r>
-        <w:t xml:space="preserve"> </w:t>
-      </w:r>
-      <w:proofErr w:type="spellStart"/>
-      <w:r>
-        <w:t>Ya</w:t>
-      </w:r>
-      <w:proofErr w:type="spellEnd"/>
-      <w:r>
-        <w:t xml:space="preserve"> se </w:t>
-      </w:r>
-      <w:proofErr w:type="spellStart"/>
-      <w:r>
-        <w:t>hizo</w:t>
-      </w:r>
-      <w:proofErr w:type="spellEnd"/>
-      <w:r>
-        <w:t xml:space="preserve"> </w:t>
-      </w:r>
-      <w:proofErr w:type="spellStart"/>
-      <w:r>
-        <w:t>en</w:t>
-      </w:r>
-      <w:proofErr w:type="spellEnd"/>
-      <w:r>
-        <w:t xml:space="preserve"> un </w:t>
-      </w:r>
-      <w:proofErr w:type="spellStart"/>
-      <w:r>
-        <w:t>paso</w:t>
-      </w:r>
-      <w:proofErr w:type="spellEnd"/>
-      <w:r>
-        <w:t xml:space="preserve"> </w:t>
-      </w:r>
-      <w:proofErr w:type="spellStart"/>
-      <w:r>
-        <w:t>previo</w:t>
-      </w:r>
-      <w:proofErr w:type="spellEnd"/>
-    </w:p>
-    <w:p>
-      <w:pPr>
-        <w:pStyle w:val="Prrafodelista"/>
-        <w:numPr>
-          <w:ilvl w:val="0"/>
-          <w:numId w:val="14"/>
-        </w:numPr>
-      </w:pPr>
-      <w:r>
-        <w:t xml:space="preserve">El pin 3 de J_RPM se </w:t>
-      </w:r>
-      <w:proofErr w:type="spellStart"/>
-      <w:r>
-        <w:t>conecta</w:t>
-      </w:r>
-      <w:proofErr w:type="spellEnd"/>
-      <w:r>
-        <w:t xml:space="preserve"> a la net GND.</w:t>
-      </w:r>
-      <w:r>
-        <w:t xml:space="preserve"> (38. </w:t>
-      </w:r>
-      <w:proofErr w:type="spellStart"/>
-      <w:r>
-        <w:t>Listo</w:t>
-      </w:r>
-      <w:proofErr w:type="spellEnd"/>
-      <w:r>
-        <w:t>)</w:t>
-      </w:r>
-    </w:p>
-    <w:p>
-      <w:pPr>
-        <w:pStyle w:val="Prrafodelista"/>
-        <w:numPr>
-          <w:ilvl w:val="0"/>
-          <w:numId w:val="14"/>
-        </w:numPr>
-      </w:pPr>
-      <w:r>
-        <w:t xml:space="preserve">El pin 1 de R6 (10 </w:t>
-      </w:r>
-      <w:proofErr w:type="spellStart"/>
-      <w:r>
-        <w:t>kΩ</w:t>
-      </w:r>
-      <w:proofErr w:type="spellEnd"/>
-      <w:r>
-        <w:t xml:space="preserve">, pull-up de la </w:t>
-      </w:r>
-      <w:proofErr w:type="spellStart"/>
-      <w:r>
-        <w:t>salida</w:t>
-      </w:r>
-      <w:proofErr w:type="spellEnd"/>
-      <w:r>
-        <w:t xml:space="preserve"> del sensor) se </w:t>
-      </w:r>
-      <w:proofErr w:type="spellStart"/>
-      <w:r>
-        <w:t>conecta</w:t>
-      </w:r>
-      <w:proofErr w:type="spellEnd"/>
-      <w:r>
-        <w:t xml:space="preserve"> a la net +5V.</w:t>
-      </w:r>
-      <w:r>
-        <w:t xml:space="preserve"> (39. Listo)</w:t>
+        <w:t xml:space="preserve"> (56. Listo)</w:t>
       </w:r>
       <w:bookmarkStart w:id="1" w:name="_GoBack"/>
       <w:bookmarkEnd w:id="1"/>
-    </w:p>
-    <w:p>
-      <w:r>
-        <w:t xml:space="preserve">Sensor de RPM </w:t>
-      </w:r>
-      <w:proofErr w:type="spellStart"/>
-      <w:r>
-        <w:t>recomendado</w:t>
-      </w:r>
-      <w:proofErr w:type="spellEnd"/>
-      <w:r>
-        <w:t xml:space="preserve">: </w:t>
-      </w:r>
-      <w:proofErr w:type="spellStart"/>
-      <w:r>
-        <w:t>módulo</w:t>
-      </w:r>
-      <w:proofErr w:type="spellEnd"/>
-      <w:r>
-        <w:t xml:space="preserve"> Hall con A3144 (</w:t>
-      </w:r>
-      <w:proofErr w:type="spellStart"/>
-      <w:r>
-        <w:t>tipo</w:t>
-      </w:r>
-      <w:proofErr w:type="spellEnd"/>
-      <w:r>
-        <w:t xml:space="preserve"> KY-003) y un </w:t>
-      </w:r>
-      <w:proofErr w:type="spellStart"/>
-      <w:r>
-        <w:t>imán</w:t>
-      </w:r>
-      <w:proofErr w:type="spellEnd"/>
-      <w:r>
-        <w:t xml:space="preserve"> de </w:t>
-      </w:r>
-      <w:proofErr w:type="spellStart"/>
-      <w:r>
-        <w:t>neodimio</w:t>
-      </w:r>
-      <w:proofErr w:type="spellEnd"/>
-      <w:r>
-        <w:t>.</w:t>
-      </w:r>
-    </w:p>
-    <w:p>
-      <w:pPr>
-        <w:pStyle w:val="Prrafodelista"/>
-        <w:numPr>
-          <w:ilvl w:val="0"/>
-          <w:numId w:val="15"/>
-        </w:numPr>
-      </w:pPr>
-      <w:r>
-        <w:t xml:space="preserve">El A3144 </w:t>
-      </w:r>
-      <w:proofErr w:type="spellStart"/>
-      <w:r>
-        <w:t>funciona</w:t>
-      </w:r>
-      <w:proofErr w:type="spellEnd"/>
-      <w:r>
-        <w:t xml:space="preserve"> con 4,5 a 24 V, </w:t>
-      </w:r>
-      <w:proofErr w:type="spellStart"/>
-      <w:r>
-        <w:t>así</w:t>
-      </w:r>
-      <w:proofErr w:type="spellEnd"/>
-      <w:r>
-        <w:t xml:space="preserve"> que </w:t>
-      </w:r>
-      <w:proofErr w:type="spellStart"/>
-      <w:r>
-        <w:t>acepta</w:t>
-      </w:r>
-      <w:proofErr w:type="spellEnd"/>
-      <w:r>
-        <w:t xml:space="preserve"> los 5 V de la </w:t>
-      </w:r>
-      <w:proofErr w:type="spellStart"/>
-      <w:r>
-        <w:t>placa</w:t>
-      </w:r>
-      <w:proofErr w:type="spellEnd"/>
-      <w:r>
-        <w:t xml:space="preserve">. </w:t>
-      </w:r>
-      <w:proofErr w:type="spellStart"/>
-      <w:r>
-        <w:t>Su</w:t>
-      </w:r>
-      <w:proofErr w:type="spellEnd"/>
-      <w:r>
-        <w:t xml:space="preserve"> </w:t>
-      </w:r>
-      <w:proofErr w:type="spellStart"/>
-      <w:r>
-        <w:t>salida</w:t>
-      </w:r>
-      <w:proofErr w:type="spellEnd"/>
-      <w:r>
-        <w:t xml:space="preserve"> es de </w:t>
-      </w:r>
-      <w:proofErr w:type="spellStart"/>
-      <w:r>
-        <w:t>colector</w:t>
-      </w:r>
-      <w:proofErr w:type="spellEnd"/>
-      <w:r>
-        <w:t xml:space="preserve"> </w:t>
-      </w:r>
-      <w:proofErr w:type="spellStart"/>
-      <w:r>
-        <w:t>abierto</w:t>
-      </w:r>
-      <w:proofErr w:type="spellEnd"/>
-      <w:r>
-        <w:t xml:space="preserve">: R6 (10 </w:t>
-      </w:r>
-      <w:proofErr w:type="spellStart"/>
-      <w:r>
-        <w:t>kΩ</w:t>
-      </w:r>
-      <w:proofErr w:type="spellEnd"/>
-      <w:r>
-        <w:t xml:space="preserve"> a +5V) es el pull-up que </w:t>
-      </w:r>
-      <w:proofErr w:type="spellStart"/>
-      <w:r>
-        <w:t>necesita</w:t>
-      </w:r>
-      <w:proofErr w:type="spellEnd"/>
-      <w:r>
-        <w:t>.</w:t>
-      </w:r>
-    </w:p>
-    <w:p>
-      <w:pPr>
-        <w:pStyle w:val="Prrafodelista"/>
-        <w:numPr>
-          <w:ilvl w:val="0"/>
-          <w:numId w:val="15"/>
-        </w:numPr>
-      </w:pPr>
-      <w:r>
-        <w:t xml:space="preserve">Es unipolar: solo </w:t>
-      </w:r>
-      <w:proofErr w:type="spellStart"/>
-      <w:r>
-        <w:t>responde</w:t>
-      </w:r>
-      <w:proofErr w:type="spellEnd"/>
-      <w:r>
-        <w:t xml:space="preserve"> a un polo del </w:t>
-      </w:r>
-      <w:proofErr w:type="spellStart"/>
-      <w:r>
-        <w:t>imán</w:t>
-      </w:r>
-      <w:proofErr w:type="spellEnd"/>
-      <w:r>
-        <w:t xml:space="preserve">. </w:t>
-      </w:r>
-      <w:proofErr w:type="spellStart"/>
-      <w:r>
-        <w:t>Pega</w:t>
-      </w:r>
-      <w:proofErr w:type="spellEnd"/>
-      <w:r>
-        <w:t xml:space="preserve"> un </w:t>
-      </w:r>
-      <w:proofErr w:type="spellStart"/>
-      <w:r>
-        <w:t>imán</w:t>
-      </w:r>
-      <w:proofErr w:type="spellEnd"/>
-      <w:r>
-        <w:t xml:space="preserve"> </w:t>
-      </w:r>
-      <w:proofErr w:type="spellStart"/>
-      <w:r>
-        <w:t>pequeño</w:t>
-      </w:r>
-      <w:proofErr w:type="spellEnd"/>
-      <w:r>
-        <w:t xml:space="preserve"> </w:t>
-      </w:r>
-      <w:proofErr w:type="spellStart"/>
-      <w:r>
-        <w:t>en</w:t>
-      </w:r>
-      <w:proofErr w:type="spellEnd"/>
-      <w:r>
-        <w:t xml:space="preserve"> la </w:t>
-      </w:r>
-      <w:proofErr w:type="spellStart"/>
-      <w:r>
-        <w:t>parte</w:t>
-      </w:r>
-      <w:proofErr w:type="spellEnd"/>
-      <w:r>
-        <w:t xml:space="preserve"> </w:t>
-      </w:r>
-      <w:proofErr w:type="spellStart"/>
-      <w:r>
-        <w:t>giratoria</w:t>
-      </w:r>
-      <w:proofErr w:type="spellEnd"/>
-      <w:r>
-        <w:t xml:space="preserve">; </w:t>
-      </w:r>
-      <w:proofErr w:type="spellStart"/>
-      <w:r>
-        <w:t>si</w:t>
-      </w:r>
-      <w:proofErr w:type="spellEnd"/>
-      <w:r>
-        <w:t xml:space="preserve"> el LED del </w:t>
-      </w:r>
-      <w:proofErr w:type="spellStart"/>
-      <w:r>
-        <w:t>módulo</w:t>
-      </w:r>
-      <w:proofErr w:type="spellEnd"/>
-      <w:r>
-        <w:t xml:space="preserve"> no se </w:t>
-      </w:r>
-      <w:proofErr w:type="spellStart"/>
-      <w:r>
-        <w:t>enciende</w:t>
-      </w:r>
-      <w:proofErr w:type="spellEnd"/>
-      <w:r>
-        <w:t xml:space="preserve"> al </w:t>
-      </w:r>
-      <w:proofErr w:type="spellStart"/>
-      <w:r>
-        <w:t>acercarlo</w:t>
-      </w:r>
-      <w:proofErr w:type="spellEnd"/>
-      <w:r>
-        <w:t xml:space="preserve">, </w:t>
-      </w:r>
-      <w:proofErr w:type="spellStart"/>
-      <w:r>
-        <w:t>gira</w:t>
-      </w:r>
-      <w:proofErr w:type="spellEnd"/>
-      <w:r>
-        <w:t xml:space="preserve"> el </w:t>
-      </w:r>
-      <w:proofErr w:type="spellStart"/>
-      <w:r>
-        <w:t>imán</w:t>
-      </w:r>
-      <w:proofErr w:type="spellEnd"/>
-      <w:r>
-        <w:t>.</w:t>
-      </w:r>
-    </w:p>
-    <w:p>
-      <w:pPr>
-        <w:pStyle w:val="Prrafodelista"/>
-        <w:numPr>
-          <w:ilvl w:val="0"/>
-          <w:numId w:val="15"/>
-        </w:numPr>
-      </w:pPr>
-      <w:r>
-        <w:t xml:space="preserve">Con un </w:t>
-      </w:r>
-      <w:proofErr w:type="spellStart"/>
-      <w:r>
-        <w:t>imán</w:t>
-      </w:r>
-      <w:proofErr w:type="spellEnd"/>
-      <w:r>
-        <w:t xml:space="preserve"> da 1 </w:t>
-      </w:r>
-      <w:proofErr w:type="spellStart"/>
-      <w:r>
-        <w:t>pulso</w:t>
-      </w:r>
-      <w:proofErr w:type="spellEnd"/>
-      <w:r>
-        <w:t xml:space="preserve"> por </w:t>
-      </w:r>
-      <w:proofErr w:type="spellStart"/>
-      <w:r>
-        <w:t>vuelta</w:t>
-      </w:r>
-      <w:proofErr w:type="spellEnd"/>
-      <w:r>
-        <w:t xml:space="preserve">. Para </w:t>
-      </w:r>
-      <w:proofErr w:type="spellStart"/>
-      <w:r>
-        <w:t>equilibrar</w:t>
-      </w:r>
-      <w:proofErr w:type="spellEnd"/>
-      <w:r>
-        <w:t xml:space="preserve"> la </w:t>
-      </w:r>
-      <w:proofErr w:type="spellStart"/>
-      <w:r>
-        <w:t>pieza</w:t>
-      </w:r>
-      <w:proofErr w:type="spellEnd"/>
-      <w:r>
-        <w:t xml:space="preserve"> </w:t>
-      </w:r>
-      <w:proofErr w:type="spellStart"/>
-      <w:r>
-        <w:t>giratoria</w:t>
-      </w:r>
-      <w:proofErr w:type="spellEnd"/>
-      <w:r>
-        <w:t xml:space="preserve"> </w:t>
-      </w:r>
-      <w:proofErr w:type="spellStart"/>
-      <w:r>
-        <w:t>puedes</w:t>
-      </w:r>
-      <w:proofErr w:type="spellEnd"/>
-      <w:r>
-        <w:t xml:space="preserve"> </w:t>
-      </w:r>
-      <w:proofErr w:type="spellStart"/>
-      <w:r>
-        <w:t>poner</w:t>
-      </w:r>
-      <w:proofErr w:type="spellEnd"/>
-      <w:r>
-        <w:t xml:space="preserve"> dos </w:t>
-      </w:r>
-      <w:proofErr w:type="spellStart"/>
-      <w:r>
-        <w:t>imanes</w:t>
-      </w:r>
-      <w:proofErr w:type="spellEnd"/>
-      <w:r>
-        <w:t xml:space="preserve"> </w:t>
-      </w:r>
-      <w:proofErr w:type="spellStart"/>
-      <w:r>
-        <w:t>opuestos</w:t>
-      </w:r>
-      <w:proofErr w:type="spellEnd"/>
-      <w:r>
-        <w:t xml:space="preserve"> con el </w:t>
-      </w:r>
-      <w:proofErr w:type="spellStart"/>
-      <w:r>
-        <w:t>mismo</w:t>
-      </w:r>
-      <w:proofErr w:type="spellEnd"/>
-      <w:r>
-        <w:t xml:space="preserve"> polo </w:t>
-      </w:r>
-      <w:proofErr w:type="spellStart"/>
-      <w:r>
-        <w:t>hacia</w:t>
-      </w:r>
-      <w:proofErr w:type="spellEnd"/>
-      <w:r>
-        <w:t xml:space="preserve"> </w:t>
-      </w:r>
-      <w:proofErr w:type="spellStart"/>
-      <w:r>
-        <w:t>afuera</w:t>
-      </w:r>
-      <w:proofErr w:type="spellEnd"/>
-      <w:r>
-        <w:t xml:space="preserve">: son 2 </w:t>
-      </w:r>
-      <w:proofErr w:type="spellStart"/>
-      <w:r>
-        <w:t>pulsos</w:t>
-      </w:r>
-      <w:proofErr w:type="spellEnd"/>
-      <w:r>
-        <w:t xml:space="preserve"> por </w:t>
-      </w:r>
-      <w:proofErr w:type="spellStart"/>
-      <w:r>
-        <w:t>vuelta</w:t>
-      </w:r>
-      <w:proofErr w:type="spellEnd"/>
-      <w:r>
-        <w:t xml:space="preserve"> y el firmware </w:t>
-      </w:r>
-      <w:proofErr w:type="gramStart"/>
-      <w:r>
-        <w:t>divide</w:t>
-      </w:r>
-      <w:proofErr w:type="gramEnd"/>
-      <w:r>
-        <w:t xml:space="preserve"> por 2.</w:t>
-      </w:r>
-    </w:p>
-    <w:p>
-      <w:pPr>
-        <w:pStyle w:val="Prrafodelista"/>
-        <w:numPr>
-          <w:ilvl w:val="0"/>
-          <w:numId w:val="15"/>
-        </w:numPr>
-      </w:pPr>
-      <w:r>
-        <w:t xml:space="preserve">Los </w:t>
-      </w:r>
-      <w:proofErr w:type="spellStart"/>
-      <w:r>
-        <w:t>módulos</w:t>
-      </w:r>
-      <w:proofErr w:type="spellEnd"/>
-      <w:r>
-        <w:t xml:space="preserve"> </w:t>
-      </w:r>
-      <w:proofErr w:type="spellStart"/>
-      <w:r>
-        <w:t>suelen</w:t>
-      </w:r>
-      <w:proofErr w:type="spellEnd"/>
-      <w:r>
-        <w:t xml:space="preserve"> </w:t>
-      </w:r>
-      <w:proofErr w:type="spellStart"/>
-      <w:r>
-        <w:t>venir</w:t>
-      </w:r>
-      <w:proofErr w:type="spellEnd"/>
-      <w:r>
-        <w:t xml:space="preserve"> con el </w:t>
-      </w:r>
-      <w:proofErr w:type="spellStart"/>
-      <w:r>
-        <w:t>orden</w:t>
-      </w:r>
-      <w:proofErr w:type="spellEnd"/>
-      <w:r>
-        <w:t xml:space="preserve"> S, +, − (</w:t>
-      </w:r>
-      <w:proofErr w:type="spellStart"/>
-      <w:r>
-        <w:t>señal</w:t>
-      </w:r>
-      <w:proofErr w:type="spellEnd"/>
-      <w:r>
-        <w:t xml:space="preserve">, 5 V, GND), </w:t>
-      </w:r>
-      <w:proofErr w:type="spellStart"/>
-      <w:r>
-        <w:t>distinto</w:t>
-      </w:r>
-      <w:proofErr w:type="spellEnd"/>
-      <w:r>
-        <w:t xml:space="preserve"> al de J_RPM (+5V, </w:t>
-      </w:r>
-      <w:proofErr w:type="spellStart"/>
-      <w:r>
-        <w:t>señal</w:t>
-      </w:r>
-      <w:proofErr w:type="spellEnd"/>
-      <w:r>
-        <w:t xml:space="preserve">, GND). </w:t>
-      </w:r>
-      <w:proofErr w:type="spellStart"/>
-      <w:r>
-        <w:t>Cablea</w:t>
-      </w:r>
-      <w:proofErr w:type="spellEnd"/>
-      <w:r>
-        <w:t xml:space="preserve"> </w:t>
-      </w:r>
-      <w:proofErr w:type="spellStart"/>
-      <w:r>
-        <w:t>según</w:t>
-      </w:r>
-      <w:proofErr w:type="spellEnd"/>
-      <w:r>
-        <w:t xml:space="preserve"> las </w:t>
-      </w:r>
-      <w:proofErr w:type="spellStart"/>
-      <w:r>
-        <w:t>etiquetas</w:t>
-      </w:r>
-      <w:proofErr w:type="spellEnd"/>
-      <w:r>
-        <w:t xml:space="preserve"> del </w:t>
-      </w:r>
-      <w:proofErr w:type="spellStart"/>
-      <w:r>
-        <w:t>módulo</w:t>
-      </w:r>
-      <w:proofErr w:type="spellEnd"/>
-      <w:r>
-        <w:t xml:space="preserve">, no por </w:t>
-      </w:r>
-      <w:proofErr w:type="spellStart"/>
-      <w:r>
-        <w:t>posición</w:t>
-      </w:r>
-      <w:proofErr w:type="spellEnd"/>
-      <w:r>
-        <w:t>.</w:t>
-      </w:r>
-    </w:p>
-    <w:p>
-      <w:pPr>
-        <w:pStyle w:val="Prrafodelista"/>
-        <w:numPr>
-          <w:ilvl w:val="0"/>
-          <w:numId w:val="15"/>
-        </w:numPr>
-      </w:pPr>
-      <w:proofErr w:type="spellStart"/>
-      <w:r>
-        <w:t>Colócalo</w:t>
-      </w:r>
-      <w:proofErr w:type="spellEnd"/>
-      <w:r>
-        <w:t xml:space="preserve"> a </w:t>
-      </w:r>
-      <w:proofErr w:type="spellStart"/>
-      <w:r>
-        <w:t>pocos</w:t>
-      </w:r>
-      <w:proofErr w:type="spellEnd"/>
-      <w:r>
-        <w:t xml:space="preserve"> </w:t>
-      </w:r>
-      <w:proofErr w:type="spellStart"/>
-      <w:r>
-        <w:t>milímetros</w:t>
-      </w:r>
-      <w:proofErr w:type="spellEnd"/>
-      <w:r>
-        <w:t xml:space="preserve"> de la </w:t>
-      </w:r>
-      <w:proofErr w:type="spellStart"/>
-      <w:r>
-        <w:t>parte</w:t>
-      </w:r>
-      <w:proofErr w:type="spellEnd"/>
-      <w:r>
-        <w:t xml:space="preserve"> </w:t>
-      </w:r>
-      <w:proofErr w:type="spellStart"/>
-      <w:r>
-        <w:t>giratoria</w:t>
-      </w:r>
-      <w:proofErr w:type="spellEnd"/>
-      <w:r>
-        <w:t xml:space="preserve"> y </w:t>
-      </w:r>
-      <w:proofErr w:type="spellStart"/>
-      <w:r>
-        <w:t>ajusta</w:t>
-      </w:r>
-      <w:proofErr w:type="spellEnd"/>
-      <w:r>
-        <w:t xml:space="preserve"> la </w:t>
-      </w:r>
-      <w:proofErr w:type="spellStart"/>
-      <w:r>
-        <w:t>distancia</w:t>
-      </w:r>
-      <w:proofErr w:type="spellEnd"/>
-      <w:r>
-        <w:t xml:space="preserve"> hasta que el LED </w:t>
-      </w:r>
-      <w:proofErr w:type="spellStart"/>
-      <w:r>
-        <w:t>conmute</w:t>
-      </w:r>
-      <w:proofErr w:type="spellEnd"/>
-      <w:r>
-        <w:t xml:space="preserve"> con </w:t>
-      </w:r>
-      <w:proofErr w:type="spellStart"/>
-      <w:r>
-        <w:t>claridad</w:t>
-      </w:r>
-      <w:proofErr w:type="spellEnd"/>
-      <w:r>
-        <w:t>.</w:t>
-      </w:r>
-    </w:p>
-    <w:p>
-      <w:pPr>
-        <w:pStyle w:val="Prrafodelista"/>
-        <w:numPr>
-          <w:ilvl w:val="0"/>
-          <w:numId w:val="15"/>
-        </w:numPr>
-      </w:pPr>
-      <w:r>
-        <w:t xml:space="preserve">Si el </w:t>
-      </w:r>
-      <w:proofErr w:type="spellStart"/>
-      <w:r>
-        <w:t>ruido</w:t>
-      </w:r>
-      <w:proofErr w:type="spellEnd"/>
-      <w:r>
-        <w:t xml:space="preserve"> del motor produce </w:t>
-      </w:r>
-      <w:proofErr w:type="spellStart"/>
-      <w:r>
-        <w:t>conteos</w:t>
-      </w:r>
-      <w:proofErr w:type="spellEnd"/>
-      <w:r>
-        <w:t xml:space="preserve"> </w:t>
-      </w:r>
-      <w:proofErr w:type="spellStart"/>
-      <w:r>
-        <w:t>falsos</w:t>
-      </w:r>
-      <w:proofErr w:type="spellEnd"/>
-      <w:r>
-        <w:t xml:space="preserve">, </w:t>
-      </w:r>
-      <w:proofErr w:type="spellStart"/>
-      <w:r>
-        <w:t>añade</w:t>
-      </w:r>
-      <w:proofErr w:type="spellEnd"/>
-      <w:r>
-        <w:t xml:space="preserve"> 100 </w:t>
-      </w:r>
-      <w:proofErr w:type="spellStart"/>
-      <w:r>
-        <w:t>nF</w:t>
-      </w:r>
-      <w:proofErr w:type="spellEnd"/>
-      <w:r>
-        <w:t xml:space="preserve"> entre </w:t>
-      </w:r>
-      <w:proofErr w:type="spellStart"/>
-      <w:r>
-        <w:t>señal</w:t>
-      </w:r>
-      <w:proofErr w:type="spellEnd"/>
-      <w:r>
-        <w:t xml:space="preserve"> y GND junto al sensor, o filtra por software.</w:t>
-      </w:r>
-    </w:p>
-    <w:p>
-      <w:pPr>
-        <w:pStyle w:val="Ttulo3"/>
-      </w:pPr>
-      <w:r>
-        <w:t xml:space="preserve">2.F </w:t>
-      </w:r>
-      <w:proofErr w:type="spellStart"/>
-      <w:r>
-        <w:t>Pantalla</w:t>
-      </w:r>
-      <w:proofErr w:type="spellEnd"/>
-      <w:r>
-        <w:t xml:space="preserve"> LCD por I2C</w:t>
-      </w:r>
-    </w:p>
-    <w:p>
-      <w:pPr>
-        <w:pStyle w:val="Prrafodelista"/>
-        <w:numPr>
-          <w:ilvl w:val="0"/>
-          <w:numId w:val="16"/>
-        </w:numPr>
-      </w:pPr>
-      <w:r>
-        <w:t>El pin 1 de J_LCD (</w:t>
-      </w:r>
-      <w:proofErr w:type="spellStart"/>
-      <w:r>
-        <w:t>pantalla</w:t>
-      </w:r>
-      <w:proofErr w:type="spellEnd"/>
-      <w:r>
-        <w:t xml:space="preserve"> 16x2 con </w:t>
-      </w:r>
-      <w:proofErr w:type="spellStart"/>
-      <w:r>
-        <w:t>módulo</w:t>
-      </w:r>
-      <w:proofErr w:type="spellEnd"/>
-      <w:r>
-        <w:t xml:space="preserve"> I2C) se </w:t>
-      </w:r>
-      <w:proofErr w:type="spellStart"/>
-      <w:r>
-        <w:t>conecta</w:t>
-      </w:r>
-      <w:proofErr w:type="spellEnd"/>
-      <w:r>
-        <w:t xml:space="preserve"> a la net GND.</w:t>
-      </w:r>
-    </w:p>
-    <w:p>
-      <w:pPr>
-        <w:pStyle w:val="Prrafodelista"/>
-        <w:numPr>
-          <w:ilvl w:val="0"/>
-          <w:numId w:val="16"/>
-        </w:numPr>
-      </w:pPr>
-      <w:r>
-        <w:t xml:space="preserve">El pin 2 de J_LCD se </w:t>
-      </w:r>
-      <w:proofErr w:type="spellStart"/>
-      <w:r>
-        <w:t>conecta</w:t>
-      </w:r>
-      <w:proofErr w:type="spellEnd"/>
-      <w:r>
-        <w:t xml:space="preserve"> a la net +5V.</w:t>
-      </w:r>
-    </w:p>
-    <w:p>
-      <w:pPr>
-        <w:pStyle w:val="Prrafodelista"/>
-        <w:numPr>
-          <w:ilvl w:val="0"/>
-          <w:numId w:val="16"/>
-        </w:numPr>
-      </w:pPr>
-      <w:r>
-        <w:t xml:space="preserve">El pin 3 de J_LCD se </w:t>
-      </w:r>
-      <w:proofErr w:type="spellStart"/>
-      <w:r>
-        <w:t>conecta</w:t>
-      </w:r>
-      <w:proofErr w:type="spellEnd"/>
-      <w:r>
-        <w:t xml:space="preserve"> al pin A4 de U1 (net SDA).</w:t>
-      </w:r>
-    </w:p>
-    <w:p>
-      <w:pPr>
-        <w:pStyle w:val="Prrafodelista"/>
-        <w:numPr>
-          <w:ilvl w:val="0"/>
-          <w:numId w:val="16"/>
-        </w:numPr>
-      </w:pPr>
-      <w:r>
-        <w:t xml:space="preserve">El pin 4 de J_LCD se </w:t>
-      </w:r>
-      <w:proofErr w:type="spellStart"/>
-      <w:r>
-        <w:t>conecta</w:t>
-      </w:r>
-      <w:proofErr w:type="spellEnd"/>
-      <w:r>
-        <w:t xml:space="preserve"> al pin A5 de U1 (net SCL).</w:t>
-      </w:r>
-    </w:p>
-    <w:p>
-      <w:pPr>
-        <w:pStyle w:val="Prrafodelista"/>
-        <w:numPr>
-          <w:ilvl w:val="0"/>
-          <w:numId w:val="16"/>
-        </w:numPr>
-      </w:pPr>
-      <w:r>
-        <w:t xml:space="preserve">R11 (4,7 </w:t>
-      </w:r>
-      <w:proofErr w:type="spellStart"/>
-      <w:r>
-        <w:t>kΩ</w:t>
-      </w:r>
-      <w:proofErr w:type="spellEnd"/>
-      <w:r>
-        <w:t xml:space="preserve">, </w:t>
-      </w:r>
-      <w:proofErr w:type="spellStart"/>
-      <w:r>
-        <w:t>opcional</w:t>
-      </w:r>
-      <w:proofErr w:type="spellEnd"/>
-      <w:r>
-        <w:t xml:space="preserve">): </w:t>
-      </w:r>
-      <w:proofErr w:type="spellStart"/>
-      <w:r>
-        <w:t>su</w:t>
-      </w:r>
-      <w:proofErr w:type="spellEnd"/>
-      <w:r>
-        <w:t xml:space="preserve"> pin 1 se </w:t>
-      </w:r>
-      <w:proofErr w:type="spellStart"/>
-      <w:r>
-        <w:t>conecta</w:t>
-      </w:r>
-      <w:proofErr w:type="spellEnd"/>
-      <w:r>
-        <w:t xml:space="preserve"> a la net +5V y </w:t>
-      </w:r>
-      <w:proofErr w:type="spellStart"/>
-      <w:r>
-        <w:t>su</w:t>
-      </w:r>
-      <w:proofErr w:type="spellEnd"/>
-      <w:r>
-        <w:t xml:space="preserve"> pin 2 a la net SDA.</w:t>
-      </w:r>
-    </w:p>
-    <w:p>
-      <w:pPr>
-        <w:pStyle w:val="Prrafodelista"/>
-        <w:numPr>
-          <w:ilvl w:val="0"/>
-          <w:numId w:val="16"/>
-        </w:numPr>
-      </w:pPr>
-      <w:r>
-        <w:t xml:space="preserve">R12 (4,7 </w:t>
-      </w:r>
-      <w:proofErr w:type="spellStart"/>
-      <w:r>
-        <w:t>kΩ</w:t>
-      </w:r>
-      <w:proofErr w:type="spellEnd"/>
-      <w:r>
-        <w:t xml:space="preserve">, </w:t>
-      </w:r>
-      <w:proofErr w:type="spellStart"/>
-      <w:r>
-        <w:t>opcional</w:t>
-      </w:r>
-      <w:proofErr w:type="spellEnd"/>
-      <w:r>
-        <w:t xml:space="preserve">): </w:t>
-      </w:r>
-      <w:proofErr w:type="spellStart"/>
-      <w:r>
-        <w:t>su</w:t>
-      </w:r>
-      <w:proofErr w:type="spellEnd"/>
-      <w:r>
-        <w:t xml:space="preserve"> pin 1 se </w:t>
-      </w:r>
-      <w:proofErr w:type="spellStart"/>
-      <w:r>
-        <w:t>conecta</w:t>
-      </w:r>
-      <w:proofErr w:type="spellEnd"/>
-      <w:r>
-        <w:t xml:space="preserve"> a la net +5V y </w:t>
-      </w:r>
-      <w:proofErr w:type="spellStart"/>
-      <w:r>
-        <w:t>su</w:t>
-      </w:r>
-      <w:proofErr w:type="spellEnd"/>
-      <w:r>
-        <w:t xml:space="preserve"> pin 2 a la net SCL.</w:t>
-      </w:r>
-    </w:p>
-    <w:p>
-      <w:pPr>
-        <w:pStyle w:val="Prrafodelista"/>
-        <w:numPr>
-          <w:ilvl w:val="0"/>
-          <w:numId w:val="16"/>
-        </w:numPr>
-      </w:pPr>
-      <w:r>
-        <w:t xml:space="preserve">No </w:t>
-      </w:r>
-      <w:proofErr w:type="spellStart"/>
-      <w:r>
-        <w:t>montes</w:t>
-      </w:r>
-      <w:proofErr w:type="spellEnd"/>
-      <w:r>
-        <w:t xml:space="preserve"> R11 </w:t>
-      </w:r>
-      <w:proofErr w:type="spellStart"/>
-      <w:r>
-        <w:t>ni</w:t>
-      </w:r>
-      <w:proofErr w:type="spellEnd"/>
-      <w:r>
-        <w:t xml:space="preserve"> R12 </w:t>
-      </w:r>
-      <w:proofErr w:type="spellStart"/>
-      <w:r>
-        <w:t>si</w:t>
-      </w:r>
-      <w:proofErr w:type="spellEnd"/>
-      <w:r>
-        <w:t xml:space="preserve"> </w:t>
-      </w:r>
-      <w:proofErr w:type="spellStart"/>
-      <w:r>
-        <w:t>tu</w:t>
-      </w:r>
-      <w:proofErr w:type="spellEnd"/>
-      <w:r>
-        <w:t xml:space="preserve"> </w:t>
-      </w:r>
-      <w:proofErr w:type="spellStart"/>
-      <w:r>
-        <w:t>módulo</w:t>
-      </w:r>
-      <w:proofErr w:type="spellEnd"/>
-      <w:r>
-        <w:t xml:space="preserve"> I2C </w:t>
-      </w:r>
-      <w:proofErr w:type="spellStart"/>
-      <w:r>
-        <w:t>ya</w:t>
-      </w:r>
-      <w:proofErr w:type="spellEnd"/>
-      <w:r>
-        <w:t xml:space="preserve"> </w:t>
-      </w:r>
-      <w:proofErr w:type="spellStart"/>
-      <w:r>
-        <w:t>trae</w:t>
-      </w:r>
-      <w:proofErr w:type="spellEnd"/>
-      <w:r>
-        <w:t xml:space="preserve"> pull-ups (la </w:t>
-      </w:r>
-      <w:proofErr w:type="spellStart"/>
-      <w:r>
-        <w:t>mayoría</w:t>
-      </w:r>
-      <w:proofErr w:type="spellEnd"/>
-      <w:r>
-        <w:t xml:space="preserve"> los </w:t>
-      </w:r>
-      <w:proofErr w:type="spellStart"/>
-      <w:r>
-        <w:t>trae</w:t>
-      </w:r>
-      <w:proofErr w:type="spellEnd"/>
-      <w:r>
-        <w:t>).</w:t>
-      </w:r>
-    </w:p>
-    <w:p>
-      <w:pPr>
-        <w:pStyle w:val="Ttulo3"/>
-      </w:pPr>
-      <w:r>
-        <w:t xml:space="preserve">2.G </w:t>
-      </w:r>
-      <w:proofErr w:type="spellStart"/>
-      <w:r>
-        <w:t>Botones</w:t>
-      </w:r>
-      <w:proofErr w:type="spellEnd"/>
-      <w:r>
-        <w:t xml:space="preserve"> de la </w:t>
-      </w:r>
-      <w:proofErr w:type="spellStart"/>
-      <w:r>
-        <w:t>carcasa</w:t>
-      </w:r>
-      <w:proofErr w:type="spellEnd"/>
-      <w:r>
-        <w:t xml:space="preserve"> y </w:t>
-      </w:r>
-      <w:proofErr w:type="spellStart"/>
-      <w:r>
-        <w:t>reinicio</w:t>
-      </w:r>
-      <w:proofErr w:type="spellEnd"/>
-    </w:p>
-    <w:p>
-      <w:pPr>
-        <w:pStyle w:val="NormalWeb"/>
-      </w:pPr>
-      <w:r>
-        <w:t>Los tres botones de control van en la carcasa y cada uno se conecta a la PCB con un conector de 2 pines. Un pulsador no tiene polaridad, así que el cable se puede enchufar en cualquier sentido. SW_RESET se queda en la PCB a propósito.</w:t>
-      </w:r>
-    </w:p>
-    <w:p>
-      <w:pPr>
-        <w:numPr>
-          <w:ilvl w:val="0"/>
-          <w:numId w:val="25"/>
-        </w:numPr>
-        <w:spacing w:before="100" w:beforeAutospacing="1" w:after="100" w:afterAutospacing="1" w:line="240" w:lineRule="auto"/>
-      </w:pPr>
-      <w:r>
-        <w:t xml:space="preserve">El pin 1 de J_BTN_ON se </w:t>
-      </w:r>
-      <w:proofErr w:type="spellStart"/>
-      <w:r>
-        <w:t>conecta</w:t>
-      </w:r>
-      <w:proofErr w:type="spellEnd"/>
-      <w:r>
-        <w:t xml:space="preserve"> al pin D5 de U1 (net BTN_ON); </w:t>
-      </w:r>
-      <w:proofErr w:type="spellStart"/>
-      <w:r>
-        <w:t>su</w:t>
-      </w:r>
-      <w:proofErr w:type="spellEnd"/>
-      <w:r>
-        <w:t xml:space="preserve"> pin 2 se </w:t>
-      </w:r>
-      <w:proofErr w:type="spellStart"/>
-      <w:r>
-        <w:t>conecta</w:t>
-      </w:r>
-      <w:proofErr w:type="spellEnd"/>
-      <w:r>
-        <w:t xml:space="preserve"> a la net GND. </w:t>
-      </w:r>
-      <w:proofErr w:type="spellStart"/>
-      <w:r>
-        <w:t>Botón</w:t>
-      </w:r>
-      <w:proofErr w:type="spellEnd"/>
-      <w:r>
-        <w:t xml:space="preserve"> de panel ON/OFF: </w:t>
-      </w:r>
-      <w:proofErr w:type="spellStart"/>
-      <w:r>
-        <w:t>enciende</w:t>
-      </w:r>
-      <w:proofErr w:type="spellEnd"/>
-      <w:r>
-        <w:t xml:space="preserve"> y </w:t>
-      </w:r>
-      <w:proofErr w:type="spellStart"/>
-      <w:r>
-        <w:t>apaga</w:t>
-      </w:r>
-      <w:proofErr w:type="spellEnd"/>
-      <w:r>
-        <w:t xml:space="preserve"> el </w:t>
-      </w:r>
-      <w:proofErr w:type="spellStart"/>
-      <w:r>
-        <w:t>agitador</w:t>
-      </w:r>
-      <w:proofErr w:type="spellEnd"/>
-      <w:r>
-        <w:t>.</w:t>
-      </w:r>
-    </w:p>
-    <w:p>
-      <w:pPr>
-        <w:numPr>
-          <w:ilvl w:val="0"/>
-          <w:numId w:val="25"/>
-        </w:numPr>
-        <w:spacing w:before="100" w:beforeAutospacing="1" w:after="100" w:afterAutospacing="1" w:line="240" w:lineRule="auto"/>
-      </w:pPr>
-      <w:r>
-        <w:t xml:space="preserve">El pin 1 de J_BTN_REG se </w:t>
-      </w:r>
-      <w:proofErr w:type="spellStart"/>
-      <w:r>
-        <w:t>conecta</w:t>
-      </w:r>
-      <w:proofErr w:type="spellEnd"/>
-      <w:r>
-        <w:t xml:space="preserve"> al pin D6 de U1 (net BTN_REG); </w:t>
-      </w:r>
-      <w:proofErr w:type="spellStart"/>
-      <w:r>
-        <w:t>su</w:t>
-      </w:r>
-      <w:proofErr w:type="spellEnd"/>
-      <w:r>
-        <w:t xml:space="preserve"> pin 2 se </w:t>
-      </w:r>
-      <w:proofErr w:type="spellStart"/>
-      <w:r>
-        <w:t>conecta</w:t>
-      </w:r>
-      <w:proofErr w:type="spellEnd"/>
-      <w:r>
-        <w:t xml:space="preserve"> a la net GND. </w:t>
-      </w:r>
-      <w:proofErr w:type="spellStart"/>
-      <w:r>
-        <w:t>Botón</w:t>
-      </w:r>
-      <w:proofErr w:type="spellEnd"/>
-      <w:r>
-        <w:t xml:space="preserve"> de panel de </w:t>
-      </w:r>
-      <w:proofErr w:type="spellStart"/>
-      <w:r>
-        <w:t>regulación</w:t>
-      </w:r>
-      <w:proofErr w:type="spellEnd"/>
-      <w:r>
-        <w:t xml:space="preserve"> de </w:t>
-      </w:r>
-      <w:proofErr w:type="spellStart"/>
-      <w:r>
-        <w:t>velocidad</w:t>
-      </w:r>
-      <w:proofErr w:type="spellEnd"/>
-      <w:r>
-        <w:t>.</w:t>
-      </w:r>
-    </w:p>
-    <w:p>
-      <w:pPr>
-        <w:numPr>
-          <w:ilvl w:val="0"/>
-          <w:numId w:val="25"/>
-        </w:numPr>
-        <w:spacing w:before="100" w:beforeAutospacing="1" w:after="100" w:afterAutospacing="1" w:line="240" w:lineRule="auto"/>
-      </w:pPr>
-      <w:r>
-        <w:t xml:space="preserve">El pin 1 de J_BTN_NAV se </w:t>
-      </w:r>
-      <w:proofErr w:type="spellStart"/>
-      <w:r>
-        <w:t>conecta</w:t>
-      </w:r>
-      <w:proofErr w:type="spellEnd"/>
-      <w:r>
-        <w:t xml:space="preserve"> al pin D7 de U1 (net BTN_NAV); </w:t>
-      </w:r>
-      <w:proofErr w:type="spellStart"/>
-      <w:r>
-        <w:t>su</w:t>
-      </w:r>
-      <w:proofErr w:type="spellEnd"/>
-      <w:r>
-        <w:t xml:space="preserve"> pin 2 se </w:t>
-      </w:r>
-      <w:proofErr w:type="spellStart"/>
-      <w:r>
-        <w:t>conecta</w:t>
-      </w:r>
-      <w:proofErr w:type="spellEnd"/>
-      <w:r>
-        <w:t xml:space="preserve"> a la net GND. </w:t>
-      </w:r>
-      <w:proofErr w:type="spellStart"/>
-      <w:r>
-        <w:t>Botón</w:t>
-      </w:r>
-      <w:proofErr w:type="spellEnd"/>
-      <w:r>
-        <w:t xml:space="preserve"> de panel de </w:t>
-      </w:r>
-      <w:proofErr w:type="spellStart"/>
-      <w:r>
-        <w:t>navegación</w:t>
-      </w:r>
-      <w:proofErr w:type="spellEnd"/>
-      <w:r>
-        <w:t xml:space="preserve"> de </w:t>
-      </w:r>
-      <w:proofErr w:type="spellStart"/>
-      <w:r>
-        <w:t>menús</w:t>
-      </w:r>
-      <w:proofErr w:type="spellEnd"/>
-      <w:r>
-        <w:t xml:space="preserve"> (</w:t>
-      </w:r>
-      <w:proofErr w:type="spellStart"/>
-      <w:r>
-        <w:t>propuesta</w:t>
-      </w:r>
-      <w:proofErr w:type="spellEnd"/>
-      <w:r>
-        <w:t>).</w:t>
-      </w:r>
-    </w:p>
-    <w:p>
-      <w:pPr>
-        <w:numPr>
-          <w:ilvl w:val="0"/>
-          <w:numId w:val="25"/>
-        </w:numPr>
-        <w:spacing w:before="100" w:beforeAutospacing="1" w:after="100" w:afterAutospacing="1" w:line="240" w:lineRule="auto"/>
-      </w:pPr>
-      <w:r>
-        <w:t xml:space="preserve">C12 (100 </w:t>
-      </w:r>
-      <w:proofErr w:type="spellStart"/>
-      <w:r>
-        <w:t>nF</w:t>
-      </w:r>
-      <w:proofErr w:type="spellEnd"/>
-      <w:r>
-        <w:t xml:space="preserve">, </w:t>
-      </w:r>
-      <w:proofErr w:type="spellStart"/>
-      <w:r>
-        <w:t>opcional</w:t>
-      </w:r>
-      <w:proofErr w:type="spellEnd"/>
-      <w:r>
-        <w:t xml:space="preserve">): </w:t>
-      </w:r>
-      <w:proofErr w:type="spellStart"/>
-      <w:r>
-        <w:t>su</w:t>
-      </w:r>
-      <w:proofErr w:type="spellEnd"/>
-      <w:r>
-        <w:t xml:space="preserve"> pin 1 se </w:t>
-      </w:r>
-      <w:proofErr w:type="spellStart"/>
-      <w:r>
-        <w:t>conecta</w:t>
-      </w:r>
-      <w:proofErr w:type="spellEnd"/>
-      <w:r>
-        <w:t xml:space="preserve"> a la net BTN_ON y </w:t>
-      </w:r>
-      <w:proofErr w:type="spellStart"/>
-      <w:r>
-        <w:t>su</w:t>
-      </w:r>
-      <w:proofErr w:type="spellEnd"/>
-      <w:r>
-        <w:t xml:space="preserve"> pin 2 a la net GND, junto a J_BTN_ON.</w:t>
-      </w:r>
-    </w:p>
-    <w:p>
-      <w:pPr>
-        <w:numPr>
-          <w:ilvl w:val="0"/>
-          <w:numId w:val="25"/>
-        </w:numPr>
-        <w:spacing w:before="100" w:beforeAutospacing="1" w:after="100" w:afterAutospacing="1" w:line="240" w:lineRule="auto"/>
-      </w:pPr>
-      <w:r>
-        <w:t xml:space="preserve">C13 (100 </w:t>
-      </w:r>
-      <w:proofErr w:type="spellStart"/>
-      <w:r>
-        <w:t>nF</w:t>
-      </w:r>
-      <w:proofErr w:type="spellEnd"/>
-      <w:r>
-        <w:t xml:space="preserve">, </w:t>
-      </w:r>
-      <w:proofErr w:type="spellStart"/>
-      <w:r>
-        <w:t>opcional</w:t>
-      </w:r>
-      <w:proofErr w:type="spellEnd"/>
-      <w:r>
-        <w:t xml:space="preserve">): </w:t>
-      </w:r>
-      <w:proofErr w:type="spellStart"/>
-      <w:r>
-        <w:t>su</w:t>
-      </w:r>
-      <w:proofErr w:type="spellEnd"/>
-      <w:r>
-        <w:t xml:space="preserve"> pin 1 se </w:t>
-      </w:r>
-      <w:proofErr w:type="spellStart"/>
-      <w:r>
-        <w:t>conecta</w:t>
-      </w:r>
-      <w:proofErr w:type="spellEnd"/>
-      <w:r>
-        <w:t xml:space="preserve"> a la net BTN_REG y </w:t>
-      </w:r>
-      <w:proofErr w:type="spellStart"/>
-      <w:r>
-        <w:t>su</w:t>
-      </w:r>
-      <w:proofErr w:type="spellEnd"/>
-      <w:r>
-        <w:t xml:space="preserve"> pin 2 a la net GND, junto a J_BTN_REG.</w:t>
-      </w:r>
-    </w:p>
-    <w:p>
-      <w:pPr>
-        <w:numPr>
-          <w:ilvl w:val="0"/>
-          <w:numId w:val="25"/>
-        </w:numPr>
-        <w:spacing w:before="100" w:beforeAutospacing="1" w:after="100" w:afterAutospacing="1" w:line="240" w:lineRule="auto"/>
-      </w:pPr>
-      <w:r>
-        <w:t xml:space="preserve">C14 (100 </w:t>
-      </w:r>
-      <w:proofErr w:type="spellStart"/>
-      <w:r>
-        <w:t>nF</w:t>
-      </w:r>
-      <w:proofErr w:type="spellEnd"/>
-      <w:r>
-        <w:t xml:space="preserve">, </w:t>
-      </w:r>
-      <w:proofErr w:type="spellStart"/>
-      <w:r>
-        <w:t>opcional</w:t>
-      </w:r>
-      <w:proofErr w:type="spellEnd"/>
-      <w:r>
-        <w:t xml:space="preserve">): </w:t>
-      </w:r>
-      <w:proofErr w:type="spellStart"/>
-      <w:r>
-        <w:t>su</w:t>
-      </w:r>
-      <w:proofErr w:type="spellEnd"/>
-      <w:r>
-        <w:t xml:space="preserve"> pin 1 se </w:t>
-      </w:r>
-      <w:proofErr w:type="spellStart"/>
-      <w:r>
-        <w:t>conecta</w:t>
-      </w:r>
-      <w:proofErr w:type="spellEnd"/>
-      <w:r>
-        <w:t xml:space="preserve"> a la net BTN_NAV y </w:t>
-      </w:r>
-      <w:proofErr w:type="spellStart"/>
-      <w:r>
-        <w:t>su</w:t>
-      </w:r>
-      <w:proofErr w:type="spellEnd"/>
-      <w:r>
-        <w:t xml:space="preserve"> pin 2 a la net GND, junto a J_BTN_NAV.</w:t>
-      </w:r>
-    </w:p>
-    <w:p>
-      <w:pPr>
-        <w:numPr>
-          <w:ilvl w:val="0"/>
-          <w:numId w:val="25"/>
-        </w:numPr>
-        <w:spacing w:before="100" w:beforeAutospacing="1" w:after="100" w:afterAutospacing="1" w:line="240" w:lineRule="auto"/>
-      </w:pPr>
-      <w:r>
-        <w:t>El pin 1 de SW_RESET (</w:t>
-      </w:r>
-      <w:proofErr w:type="spellStart"/>
-      <w:r>
-        <w:t>pulsador</w:t>
-      </w:r>
-      <w:proofErr w:type="spellEnd"/>
-      <w:r>
-        <w:t xml:space="preserve"> </w:t>
-      </w:r>
-      <w:proofErr w:type="spellStart"/>
-      <w:r>
-        <w:t>en</w:t>
-      </w:r>
-      <w:proofErr w:type="spellEnd"/>
-      <w:r>
-        <w:t xml:space="preserve"> la PCB) se </w:t>
-      </w:r>
-      <w:proofErr w:type="spellStart"/>
-      <w:r>
-        <w:t>conecta</w:t>
-      </w:r>
-      <w:proofErr w:type="spellEnd"/>
-      <w:r>
-        <w:t xml:space="preserve"> al pin ~RESET de U1 (net RESET); </w:t>
-      </w:r>
-      <w:proofErr w:type="spellStart"/>
-      <w:r>
-        <w:t>su</w:t>
-      </w:r>
-      <w:proofErr w:type="spellEnd"/>
-      <w:r>
-        <w:t xml:space="preserve"> pin 2 se </w:t>
-      </w:r>
-      <w:proofErr w:type="spellStart"/>
-      <w:r>
-        <w:t>conecta</w:t>
-      </w:r>
-      <w:proofErr w:type="spellEnd"/>
-      <w:r>
-        <w:t xml:space="preserve"> a la net GND. </w:t>
-      </w:r>
-      <w:proofErr w:type="spellStart"/>
-      <w:r>
-        <w:t>Reinicio</w:t>
-      </w:r>
-      <w:proofErr w:type="spellEnd"/>
-      <w:r>
-        <w:t xml:space="preserve"> manual para </w:t>
-      </w:r>
-      <w:proofErr w:type="spellStart"/>
-      <w:r>
-        <w:t>mantenimiento</w:t>
-      </w:r>
-      <w:proofErr w:type="spellEnd"/>
-      <w:r>
-        <w:t>.</w:t>
-      </w:r>
-    </w:p>
-    <w:p>
-      <w:pPr>
-        <w:numPr>
-          <w:ilvl w:val="0"/>
-          <w:numId w:val="25"/>
-        </w:numPr>
-        <w:spacing w:before="100" w:beforeAutospacing="1" w:after="100" w:afterAutospacing="1" w:line="240" w:lineRule="auto"/>
-      </w:pPr>
-      <w:proofErr w:type="spellStart"/>
-      <w:r>
-        <w:t>Ninguno</w:t>
-      </w:r>
-      <w:proofErr w:type="spellEnd"/>
-      <w:r>
-        <w:t xml:space="preserve"> de los </w:t>
-      </w:r>
-      <w:proofErr w:type="spellStart"/>
-      <w:r>
-        <w:t>botones</w:t>
-      </w:r>
-      <w:proofErr w:type="spellEnd"/>
-      <w:r>
-        <w:t xml:space="preserve"> </w:t>
-      </w:r>
-      <w:proofErr w:type="spellStart"/>
-      <w:r>
-        <w:t>lleva</w:t>
-      </w:r>
-      <w:proofErr w:type="spellEnd"/>
-      <w:r>
-        <w:t xml:space="preserve"> </w:t>
-      </w:r>
-      <w:proofErr w:type="spellStart"/>
-      <w:r>
-        <w:t>resistencia</w:t>
-      </w:r>
-      <w:proofErr w:type="spellEnd"/>
-      <w:r>
-        <w:t xml:space="preserve"> externa: el firmware </w:t>
-      </w:r>
-      <w:proofErr w:type="spellStart"/>
-      <w:r>
-        <w:t>activa</w:t>
-      </w:r>
-      <w:proofErr w:type="spellEnd"/>
-      <w:r>
-        <w:t xml:space="preserve"> los pull-up </w:t>
-      </w:r>
-      <w:proofErr w:type="spellStart"/>
-      <w:r>
-        <w:t>internos</w:t>
-      </w:r>
-      <w:proofErr w:type="spellEnd"/>
-      <w:r>
-        <w:t xml:space="preserve"> (INPUT_PULLUP) </w:t>
-      </w:r>
-      <w:proofErr w:type="spellStart"/>
-      <w:r>
-        <w:t>en</w:t>
-      </w:r>
-      <w:proofErr w:type="spellEnd"/>
-      <w:r>
-        <w:t xml:space="preserve"> D5, D6 y D7, y filtra los </w:t>
-      </w:r>
-      <w:proofErr w:type="spellStart"/>
-      <w:r>
-        <w:t>rebotes</w:t>
-      </w:r>
-      <w:proofErr w:type="spellEnd"/>
-      <w:r>
-        <w:t xml:space="preserve"> por software.</w:t>
-      </w:r>
-    </w:p>
-    <w:p>
-      <w:pPr>
-        <w:pStyle w:val="NormalWeb"/>
-      </w:pPr>
-      <w:r>
-        <w:t>Cableado de los botones de la carcasa:</w:t>
-      </w:r>
-    </w:p>
-    <w:p>
-      <w:pPr>
-        <w:numPr>
-          <w:ilvl w:val="0"/>
-          <w:numId w:val="26"/>
-        </w:numPr>
-        <w:spacing w:before="100" w:beforeAutospacing="1" w:after="100" w:afterAutospacing="1" w:line="240" w:lineRule="auto"/>
-      </w:pPr>
-      <w:proofErr w:type="spellStart"/>
-      <w:r>
-        <w:t>Usa</w:t>
-      </w:r>
-      <w:proofErr w:type="spellEnd"/>
-      <w:r>
-        <w:t xml:space="preserve"> </w:t>
-      </w:r>
-      <w:proofErr w:type="spellStart"/>
-      <w:r>
-        <w:t>pulsadores</w:t>
-      </w:r>
-      <w:proofErr w:type="spellEnd"/>
-      <w:r>
-        <w:t xml:space="preserve"> de panel </w:t>
-      </w:r>
-      <w:proofErr w:type="spellStart"/>
-      <w:r>
-        <w:t>normalmente</w:t>
-      </w:r>
-      <w:proofErr w:type="spellEnd"/>
-      <w:r>
-        <w:t xml:space="preserve"> </w:t>
-      </w:r>
-      <w:proofErr w:type="spellStart"/>
-      <w:r>
-        <w:t>abiertos</w:t>
-      </w:r>
-      <w:proofErr w:type="spellEnd"/>
-      <w:r>
-        <w:t xml:space="preserve"> y de </w:t>
-      </w:r>
-      <w:proofErr w:type="spellStart"/>
-      <w:r>
-        <w:t>contacto</w:t>
-      </w:r>
-      <w:proofErr w:type="spellEnd"/>
-      <w:r>
-        <w:t xml:space="preserve"> </w:t>
-      </w:r>
-      <w:proofErr w:type="spellStart"/>
-      <w:r>
-        <w:t>momentáneo</w:t>
-      </w:r>
-      <w:proofErr w:type="spellEnd"/>
-      <w:r>
-        <w:t xml:space="preserve">, de 12 a 16 mm, de </w:t>
-      </w:r>
-      <w:proofErr w:type="spellStart"/>
-      <w:r>
-        <w:t>preferencia</w:t>
-      </w:r>
-      <w:proofErr w:type="spellEnd"/>
-      <w:r>
-        <w:t xml:space="preserve"> </w:t>
-      </w:r>
-      <w:proofErr w:type="spellStart"/>
-      <w:r>
-        <w:t>sellados</w:t>
-      </w:r>
-      <w:proofErr w:type="spellEnd"/>
-      <w:r>
-        <w:t xml:space="preserve"> contra </w:t>
-      </w:r>
-      <w:proofErr w:type="spellStart"/>
-      <w:r>
-        <w:t>salpicaduras</w:t>
-      </w:r>
-      <w:proofErr w:type="spellEnd"/>
-      <w:r>
-        <w:t xml:space="preserve"> (IP65 o superior), </w:t>
-      </w:r>
-      <w:proofErr w:type="spellStart"/>
-      <w:r>
-        <w:t>porque</w:t>
-      </w:r>
-      <w:proofErr w:type="spellEnd"/>
-      <w:r>
-        <w:t xml:space="preserve"> el </w:t>
-      </w:r>
-      <w:proofErr w:type="spellStart"/>
-      <w:r>
-        <w:t>biorreactor</w:t>
-      </w:r>
-      <w:proofErr w:type="spellEnd"/>
-      <w:r>
-        <w:t xml:space="preserve"> </w:t>
-      </w:r>
-      <w:proofErr w:type="spellStart"/>
-      <w:r>
-        <w:t>trabaja</w:t>
-      </w:r>
-      <w:proofErr w:type="spellEnd"/>
-      <w:r>
-        <w:t xml:space="preserve"> con </w:t>
-      </w:r>
-      <w:proofErr w:type="spellStart"/>
-      <w:r>
-        <w:t>líquidos</w:t>
-      </w:r>
-      <w:proofErr w:type="spellEnd"/>
-      <w:r>
-        <w:t xml:space="preserve"> y se </w:t>
-      </w:r>
-      <w:proofErr w:type="spellStart"/>
-      <w:r>
-        <w:t>limpia</w:t>
-      </w:r>
-      <w:proofErr w:type="spellEnd"/>
-      <w:r>
-        <w:t xml:space="preserve"> con </w:t>
-      </w:r>
-      <w:proofErr w:type="spellStart"/>
-      <w:r>
-        <w:t>desinfectantes</w:t>
-      </w:r>
-      <w:proofErr w:type="spellEnd"/>
-      <w:r>
-        <w:t>.</w:t>
-      </w:r>
-    </w:p>
-    <w:p>
-      <w:pPr>
-        <w:numPr>
-          <w:ilvl w:val="0"/>
-          <w:numId w:val="26"/>
-        </w:numPr>
-        <w:spacing w:before="100" w:beforeAutospacing="1" w:after="100" w:afterAutospacing="1" w:line="240" w:lineRule="auto"/>
-      </w:pPr>
-      <w:proofErr w:type="spellStart"/>
-      <w:r>
-        <w:t>Cada</w:t>
-      </w:r>
-      <w:proofErr w:type="spellEnd"/>
-      <w:r>
-        <w:t xml:space="preserve"> </w:t>
-      </w:r>
-      <w:proofErr w:type="spellStart"/>
-      <w:r>
-        <w:t>botón</w:t>
-      </w:r>
-      <w:proofErr w:type="spellEnd"/>
-      <w:r>
-        <w:t xml:space="preserve"> </w:t>
-      </w:r>
-      <w:proofErr w:type="spellStart"/>
-      <w:r>
-        <w:t>va</w:t>
-      </w:r>
-      <w:proofErr w:type="spellEnd"/>
-      <w:r>
-        <w:t xml:space="preserve"> con un par de cables que </w:t>
-      </w:r>
-      <w:proofErr w:type="spellStart"/>
-      <w:r>
-        <w:t>termina</w:t>
-      </w:r>
-      <w:proofErr w:type="spellEnd"/>
-      <w:r>
-        <w:t xml:space="preserve"> </w:t>
-      </w:r>
-      <w:proofErr w:type="spellStart"/>
-      <w:r>
-        <w:t>en</w:t>
-      </w:r>
-      <w:proofErr w:type="spellEnd"/>
-      <w:r>
-        <w:t xml:space="preserve"> un </w:t>
-      </w:r>
-      <w:proofErr w:type="spellStart"/>
-      <w:r>
-        <w:t>conector</w:t>
-      </w:r>
-      <w:proofErr w:type="spellEnd"/>
-      <w:r>
-        <w:t xml:space="preserve"> hembra de 2 pines para </w:t>
-      </w:r>
-      <w:proofErr w:type="spellStart"/>
-      <w:r>
-        <w:t>su</w:t>
-      </w:r>
-      <w:proofErr w:type="spellEnd"/>
-      <w:r>
-        <w:t xml:space="preserve"> J_BTN. </w:t>
-      </w:r>
-      <w:proofErr w:type="spellStart"/>
-      <w:r>
-        <w:t>Mantén</w:t>
-      </w:r>
-      <w:proofErr w:type="spellEnd"/>
-      <w:r>
-        <w:t xml:space="preserve"> los cables </w:t>
-      </w:r>
-      <w:proofErr w:type="spellStart"/>
-      <w:r>
-        <w:t>cortos</w:t>
-      </w:r>
-      <w:proofErr w:type="spellEnd"/>
-      <w:r>
-        <w:t xml:space="preserve"> (</w:t>
-      </w:r>
-      <w:proofErr w:type="spellStart"/>
-      <w:r>
-        <w:t>idealmente</w:t>
-      </w:r>
-      <w:proofErr w:type="spellEnd"/>
-      <w:r>
-        <w:t xml:space="preserve"> 30 cm o </w:t>
-      </w:r>
-      <w:proofErr w:type="spellStart"/>
-      <w:r>
-        <w:t>menos</w:t>
-      </w:r>
-      <w:proofErr w:type="spellEnd"/>
-      <w:r>
-        <w:t xml:space="preserve">), </w:t>
-      </w:r>
-      <w:proofErr w:type="spellStart"/>
-      <w:r>
-        <w:t>trenzados</w:t>
-      </w:r>
-      <w:proofErr w:type="spellEnd"/>
-      <w:r>
-        <w:t xml:space="preserve"> y </w:t>
-      </w:r>
-      <w:proofErr w:type="spellStart"/>
-      <w:r>
-        <w:t>lejos</w:t>
-      </w:r>
-      <w:proofErr w:type="spellEnd"/>
-      <w:r>
-        <w:t xml:space="preserve"> del cable del motor.</w:t>
-      </w:r>
-    </w:p>
-    <w:p>
-      <w:pPr>
-        <w:numPr>
-          <w:ilvl w:val="0"/>
-          <w:numId w:val="26"/>
-        </w:numPr>
-        <w:spacing w:before="100" w:beforeAutospacing="1" w:after="100" w:afterAutospacing="1" w:line="240" w:lineRule="auto"/>
-      </w:pPr>
-      <w:r>
-        <w:t xml:space="preserve">Si </w:t>
-      </w:r>
-      <w:proofErr w:type="spellStart"/>
-      <w:r>
-        <w:t>aparecen</w:t>
-      </w:r>
-      <w:proofErr w:type="spellEnd"/>
-      <w:r>
-        <w:t xml:space="preserve"> </w:t>
-      </w:r>
-      <w:proofErr w:type="spellStart"/>
-      <w:r>
-        <w:t>pulsaciones</w:t>
-      </w:r>
-      <w:proofErr w:type="spellEnd"/>
-      <w:r>
-        <w:t xml:space="preserve"> falsas por el </w:t>
-      </w:r>
-      <w:proofErr w:type="spellStart"/>
-      <w:r>
-        <w:t>ruido</w:t>
-      </w:r>
-      <w:proofErr w:type="spellEnd"/>
-      <w:r>
-        <w:t xml:space="preserve"> del motor, </w:t>
-      </w:r>
-      <w:proofErr w:type="spellStart"/>
-      <w:r>
-        <w:t>monta</w:t>
-      </w:r>
-      <w:proofErr w:type="spellEnd"/>
-      <w:r>
-        <w:t xml:space="preserve"> los </w:t>
-      </w:r>
-      <w:proofErr w:type="spellStart"/>
-      <w:r>
-        <w:t>condensadores</w:t>
-      </w:r>
-      <w:proofErr w:type="spellEnd"/>
-      <w:r>
-        <w:t xml:space="preserve"> C12 a C14 junto a </w:t>
-      </w:r>
-      <w:proofErr w:type="spellStart"/>
-      <w:r>
-        <w:t>cada</w:t>
-      </w:r>
-      <w:proofErr w:type="spellEnd"/>
-      <w:r>
-        <w:t xml:space="preserve"> </w:t>
-      </w:r>
-      <w:proofErr w:type="spellStart"/>
-      <w:r>
-        <w:t>conector</w:t>
-      </w:r>
-      <w:proofErr w:type="spellEnd"/>
-      <w:r>
-        <w:t xml:space="preserve"> o </w:t>
-      </w:r>
-      <w:proofErr w:type="spellStart"/>
-      <w:r>
-        <w:t>refuerza</w:t>
-      </w:r>
-      <w:proofErr w:type="spellEnd"/>
-      <w:r>
-        <w:t xml:space="preserve"> el </w:t>
-      </w:r>
-      <w:proofErr w:type="spellStart"/>
-      <w:r>
-        <w:t>filtro</w:t>
-      </w:r>
-      <w:proofErr w:type="spellEnd"/>
-      <w:r>
-        <w:t xml:space="preserve"> de </w:t>
-      </w:r>
-      <w:proofErr w:type="spellStart"/>
-      <w:r>
-        <w:t>rebotes</w:t>
-      </w:r>
-      <w:proofErr w:type="spellEnd"/>
-      <w:r>
-        <w:t xml:space="preserve"> por software.</w:t>
-      </w:r>
-    </w:p>
-    <w:p>
-      <w:pPr>
-        <w:numPr>
-          <w:ilvl w:val="0"/>
-          <w:numId w:val="26"/>
-        </w:numPr>
-        <w:spacing w:before="100" w:beforeAutospacing="1" w:after="100" w:afterAutospacing="1" w:line="240" w:lineRule="auto"/>
-      </w:pPr>
-      <w:r>
-        <w:t xml:space="preserve">Rotula </w:t>
-      </w:r>
-      <w:proofErr w:type="spellStart"/>
-      <w:r>
-        <w:t>cada</w:t>
-      </w:r>
-      <w:proofErr w:type="spellEnd"/>
-      <w:r>
-        <w:t xml:space="preserve"> </w:t>
-      </w:r>
-      <w:proofErr w:type="spellStart"/>
-      <w:r>
-        <w:t>conector</w:t>
-      </w:r>
-      <w:proofErr w:type="spellEnd"/>
-      <w:r>
-        <w:t xml:space="preserve"> </w:t>
-      </w:r>
-      <w:proofErr w:type="spellStart"/>
-      <w:r>
-        <w:t>en</w:t>
-      </w:r>
-      <w:proofErr w:type="spellEnd"/>
-      <w:r>
-        <w:t xml:space="preserve"> la </w:t>
-      </w:r>
-      <w:proofErr w:type="spellStart"/>
-      <w:r>
-        <w:t>serigrafía</w:t>
-      </w:r>
-      <w:proofErr w:type="spellEnd"/>
-      <w:r>
-        <w:t xml:space="preserve"> (BTN ON, BTN REG, BTN NAV).</w:t>
-      </w:r>
-    </w:p>
-    <w:p>
-      <w:pPr>
-        <w:pStyle w:val="Ttulo3"/>
-      </w:pPr>
-      <w:r>
-        <w:t xml:space="preserve">2.H </w:t>
-      </w:r>
-      <w:proofErr w:type="spellStart"/>
-      <w:r>
-        <w:t>Alarma</w:t>
-      </w:r>
-      <w:proofErr w:type="spellEnd"/>
-    </w:p>
-    <w:p>
-      <w:pPr>
-        <w:pStyle w:val="Prrafodelista"/>
-        <w:numPr>
-          <w:ilvl w:val="0"/>
-          <w:numId w:val="18"/>
-        </w:numPr>
-      </w:pPr>
-      <w:r>
-        <w:t xml:space="preserve">El pin D8 de U1 se </w:t>
-      </w:r>
-      <w:proofErr w:type="spellStart"/>
-      <w:r>
-        <w:t>conecta</w:t>
-      </w:r>
-      <w:proofErr w:type="spellEnd"/>
-      <w:r>
-        <w:t xml:space="preserve"> al pin 1 de R7 (1 </w:t>
-      </w:r>
-      <w:proofErr w:type="spellStart"/>
-      <w:r>
-        <w:t>kΩ</w:t>
-      </w:r>
-      <w:proofErr w:type="spellEnd"/>
-      <w:r>
-        <w:t>) (net ALARM_CTRL).</w:t>
-      </w:r>
-    </w:p>
-    <w:p>
-      <w:pPr>
-        <w:pStyle w:val="Prrafodelista"/>
-        <w:numPr>
-          <w:ilvl w:val="0"/>
-          <w:numId w:val="18"/>
-        </w:numPr>
-      </w:pPr>
-      <w:r>
-        <w:t xml:space="preserve">El pin 2 de R7 se </w:t>
-      </w:r>
-      <w:proofErr w:type="spellStart"/>
-      <w:r>
-        <w:t>conecta</w:t>
-      </w:r>
-      <w:proofErr w:type="spellEnd"/>
-      <w:r>
-        <w:t xml:space="preserve"> al pin 1 (G) de Q2 (BSS138) y al pin 1 de R8 (net ALARM_GATE).</w:t>
-      </w:r>
-    </w:p>
-    <w:p>
-      <w:pPr>
-        <w:pStyle w:val="Prrafodelista"/>
-        <w:numPr>
-          <w:ilvl w:val="0"/>
-          <w:numId w:val="18"/>
-        </w:numPr>
-      </w:pPr>
-      <w:r>
-        <w:t xml:space="preserve">El pin 2 de R8 (10 </w:t>
-      </w:r>
-      <w:proofErr w:type="spellStart"/>
-      <w:r>
-        <w:t>kΩ</w:t>
-      </w:r>
-      <w:proofErr w:type="spellEnd"/>
-      <w:r>
-        <w:t xml:space="preserve">, pull-down) se </w:t>
-      </w:r>
-      <w:proofErr w:type="spellStart"/>
-      <w:r>
-        <w:t>conecta</w:t>
-      </w:r>
-      <w:proofErr w:type="spellEnd"/>
-      <w:r>
-        <w:t xml:space="preserve"> a la net GND.</w:t>
-      </w:r>
-    </w:p>
-    <w:p>
-      <w:pPr>
-        <w:pStyle w:val="Prrafodelista"/>
-        <w:numPr>
-          <w:ilvl w:val="0"/>
-          <w:numId w:val="18"/>
-        </w:numPr>
-      </w:pPr>
-      <w:r>
-        <w:t xml:space="preserve">El pin 2 (S) de Q2 se </w:t>
-      </w:r>
-      <w:proofErr w:type="spellStart"/>
-      <w:r>
-        <w:t>conecta</w:t>
-      </w:r>
-      <w:proofErr w:type="spellEnd"/>
-      <w:r>
-        <w:t xml:space="preserve"> a la net GND.</w:t>
-      </w:r>
-    </w:p>
-    <w:p>
-      <w:pPr>
-        <w:pStyle w:val="Prrafodelista"/>
-        <w:numPr>
-          <w:ilvl w:val="0"/>
-          <w:numId w:val="18"/>
-        </w:numPr>
-      </w:pPr>
-      <w:r>
-        <w:t xml:space="preserve">El pin 3 (D) de Q2 se </w:t>
-      </w:r>
-      <w:proofErr w:type="spellStart"/>
-      <w:r>
-        <w:t>conecta</w:t>
-      </w:r>
-      <w:proofErr w:type="spellEnd"/>
-      <w:r>
-        <w:t xml:space="preserve"> al pin 2 de J_ALARM y al pin 2 (</w:t>
-      </w:r>
-      <w:proofErr w:type="spellStart"/>
-      <w:r>
-        <w:t>ánodo</w:t>
-      </w:r>
-      <w:proofErr w:type="spellEnd"/>
-      <w:r>
-        <w:t>) de D3 (net ALARM-).</w:t>
-      </w:r>
-    </w:p>
-    <w:p>
-      <w:pPr>
-        <w:pStyle w:val="Prrafodelista"/>
-        <w:numPr>
-          <w:ilvl w:val="0"/>
-          <w:numId w:val="18"/>
-        </w:numPr>
-      </w:pPr>
-      <w:r>
-        <w:t xml:space="preserve">El pin 1 de J_ALARM (buzzer </w:t>
-      </w:r>
-      <w:proofErr w:type="spellStart"/>
-      <w:r>
-        <w:t>activo</w:t>
-      </w:r>
-      <w:proofErr w:type="spellEnd"/>
-      <w:r>
-        <w:t xml:space="preserve"> de 5 V, </w:t>
-      </w:r>
-      <w:proofErr w:type="spellStart"/>
-      <w:r>
-        <w:t>conector</w:t>
-      </w:r>
-      <w:proofErr w:type="spellEnd"/>
-      <w:r>
-        <w:t xml:space="preserve"> de 2 pines) se </w:t>
-      </w:r>
-      <w:proofErr w:type="spellStart"/>
-      <w:r>
-        <w:t>conecta</w:t>
-      </w:r>
-      <w:proofErr w:type="spellEnd"/>
-      <w:r>
-        <w:t xml:space="preserve"> a la net +5V.</w:t>
-      </w:r>
-    </w:p>
-    <w:p>
-      <w:pPr>
-        <w:pStyle w:val="Prrafodelista"/>
-        <w:numPr>
-          <w:ilvl w:val="0"/>
-          <w:numId w:val="18"/>
-        </w:numPr>
-      </w:pPr>
-      <w:r>
-        <w:t>El pin 1 (</w:t>
-      </w:r>
-      <w:proofErr w:type="spellStart"/>
-      <w:r>
-        <w:t>cátodo</w:t>
-      </w:r>
-      <w:proofErr w:type="spellEnd"/>
-      <w:r>
-        <w:t xml:space="preserve">) de D3 (1N5819, </w:t>
-      </w:r>
-      <w:proofErr w:type="spellStart"/>
-      <w:r>
-        <w:t>rueda</w:t>
-      </w:r>
-      <w:proofErr w:type="spellEnd"/>
-      <w:r>
-        <w:t xml:space="preserve"> libre para </w:t>
-      </w:r>
-      <w:proofErr w:type="spellStart"/>
-      <w:r>
-        <w:t>zumbadores</w:t>
-      </w:r>
-      <w:proofErr w:type="spellEnd"/>
-      <w:r>
-        <w:t xml:space="preserve"> </w:t>
-      </w:r>
-      <w:proofErr w:type="spellStart"/>
-      <w:r>
-        <w:t>magnéticos</w:t>
-      </w:r>
-      <w:proofErr w:type="spellEnd"/>
-      <w:r>
-        <w:t xml:space="preserve">; </w:t>
-      </w:r>
-      <w:proofErr w:type="spellStart"/>
-      <w:r>
-        <w:t>inofensivo</w:t>
-      </w:r>
-      <w:proofErr w:type="spellEnd"/>
-      <w:r>
-        <w:t xml:space="preserve"> con </w:t>
-      </w:r>
-      <w:proofErr w:type="spellStart"/>
-      <w:r>
-        <w:t>piezoeléctricos</w:t>
-      </w:r>
-      <w:proofErr w:type="spellEnd"/>
-      <w:r>
-        <w:t xml:space="preserve">) se </w:t>
-      </w:r>
-      <w:proofErr w:type="spellStart"/>
-      <w:r>
-        <w:t>conecta</w:t>
-      </w:r>
-      <w:proofErr w:type="spellEnd"/>
-      <w:r>
-        <w:t xml:space="preserve"> a la net +5V.</w:t>
-      </w:r>
     </w:p>
     <w:p>
       <w:pPr>
